--- a/packages/document-engine/templates/4.2_training_themes.docx
+++ b/packages/document-engine/templates/4.2_training_themes.docx
@@ -17656,7 +17656,7 @@
   <w:docDefaults>
     <w:rPrDefault>
       <w:rPr>
-        <w:rFonts w:ascii="Liberation Serif" w:hAnsi="Liberation Serif" w:eastAsia="Noto Serif CJK SC" w:cs="Noto Sans Devanagari"/>
+        <w:rFonts w:ascii="Arial" w:hAnsi="Arial" w:eastAsia="Arial" w:cs="Arial"/>
         <w:sz w:val="24"/>
         <w:szCs w:val="24"/>
         <w:lang w:val="en-US" w:eastAsia="zh-CN" w:bidi="hi-IN"/>
@@ -18677,19 +18677,19 @@
   <w:style w:type="character" w:styleId="SourceText">
     <w:name w:val="Source Text"/>
     <w:rPr>
-      <w:rFonts w:ascii="Liberation Mono" w:hAnsi="Liberation Mono" w:eastAsia="Noto Sans Mono CJK SC" w:cs="Liberation Mono"/>
+      <w:rFonts w:ascii="Liberation Mono" w:hAnsi="Liberation Mono" w:eastAsia="Arial" w:cs="Liberation Mono"/>
     </w:rPr>
   </w:style>
   <w:style w:type="character" w:styleId="Example">
     <w:name w:val="Example"/>
     <w:rPr>
-      <w:rFonts w:ascii="Liberation Mono" w:hAnsi="Liberation Mono" w:eastAsia="Noto Sans Mono CJK SC" w:cs="Liberation Mono"/>
+      <w:rFonts w:ascii="Liberation Mono" w:hAnsi="Liberation Mono" w:eastAsia="Arial" w:cs="Liberation Mono"/>
     </w:rPr>
   </w:style>
   <w:style w:type="character" w:styleId="UserEntry">
     <w:name w:val="User Entry"/>
     <w:rPr>
-      <w:rFonts w:ascii="Liberation Mono" w:hAnsi="Liberation Mono" w:eastAsia="Noto Sans Mono CJK SC" w:cs="Liberation Mono"/>
+      <w:rFonts w:ascii="Liberation Mono" w:hAnsi="Liberation Mono" w:eastAsia="Arial" w:cs="Liberation Mono"/>
     </w:rPr>
   </w:style>
   <w:style w:type="character" w:styleId="Variable">
@@ -18706,7 +18706,7 @@
   <w:style w:type="character" w:styleId="Teletype">
     <w:name w:val="Teletype"/>
     <w:rPr>
-      <w:rFonts w:ascii="Liberation Mono" w:hAnsi="Liberation Mono" w:eastAsia="Noto Sans Mono CJK SC" w:cs="Liberation Mono"/>
+      <w:rFonts w:ascii="Liberation Mono" w:hAnsi="Liberation Mono" w:eastAsia="Arial" w:cs="Liberation Mono"/>
     </w:rPr>
   </w:style>
   <w:style w:type="paragraph" w:styleId="Heading">
@@ -18741,7 +18741,7 @@
     <w:basedOn w:val="BodyText"/>
     <w:pPr/>
     <w:rPr>
-      <w:rFonts w:cs="Noto Sans Devanagari"/>
+      <w:rFonts w:cs="Arial"/>
     </w:rPr>
   </w:style>
   <w:style w:type="paragraph" w:styleId="Caption">
@@ -18752,7 +18752,7 @@
       <w:spacing w:before="120" w:after="120"/>
     </w:pPr>
     <w:rPr>
-      <w:rFonts w:cs="Noto Sans Devanagari"/>
+      <w:rFonts w:cs="Arial"/>
       <w:i/>
       <w:iCs/>
       <w:sz w:val="24"/>
@@ -18766,7 +18766,7 @@
       <w:suppressLineNumbers/>
     </w:pPr>
     <w:rPr>
-      <w:rFonts w:cs="Noto Sans Devanagari"/>
+      <w:rFonts w:cs="Arial"/>
     </w:rPr>
   </w:style>
   <w:style w:type="paragraph" w:styleId="HeaderandFooter">

--- a/packages/document-engine/templates/4.2_training_themes.docx
+++ b/packages/document-engine/templates/4.2_training_themes.docx
@@ -15438,7 +15438,7 @@
               <w:szCs w:val="16"/>
               <w:lang w:val="ro-RO"/>
             </w:rPr>
-            <w:instrText xml:space="preserve"> PAGE \* ARABIC </w:instrText>
+            <w:instrText xml:space="preserve"> PAGE </w:instrText>
           </w:r>
           <w:r>
             <w:rPr>
@@ -15522,7 +15522,7 @@
               <w:szCs w:val="16"/>
               <w:lang w:val="ro-RO"/>
             </w:rPr>
-            <w:instrText xml:space="preserve"> NUMPAGES \* ARABIC </w:instrText>
+            <w:instrText xml:space="preserve"> NUMPAGES </w:instrText>
           </w:r>
           <w:r>
             <w:rPr>
@@ -16221,7 +16221,7 @@
               <w:szCs w:val="16"/>
               <w:lang w:val="ro-RO"/>
             </w:rPr>
-            <w:instrText xml:space="preserve"> PAGE \* ARABIC </w:instrText>
+            <w:instrText xml:space="preserve"> PAGE </w:instrText>
           </w:r>
           <w:r>
             <w:rPr>
@@ -16305,7 +16305,7 @@
               <w:szCs w:val="16"/>
               <w:lang w:val="ro-RO"/>
             </w:rPr>
-            <w:instrText xml:space="preserve"> NUMPAGES \* ARABIC </w:instrText>
+            <w:instrText xml:space="preserve"> NUMPAGES </w:instrText>
           </w:r>
           <w:r>
             <w:rPr>
@@ -17004,7 +17004,7 @@
               <w:szCs w:val="16"/>
               <w:lang w:val="ro-RO"/>
             </w:rPr>
-            <w:instrText xml:space="preserve"> PAGE \* ARABIC </w:instrText>
+            <w:instrText xml:space="preserve"> PAGE </w:instrText>
           </w:r>
           <w:r>
             <w:rPr>
@@ -17088,7 +17088,7 @@
               <w:szCs w:val="16"/>
               <w:lang w:val="ro-RO"/>
             </w:rPr>
-            <w:instrText xml:space="preserve"> NUMPAGES \* ARABIC </w:instrText>
+            <w:instrText xml:space="preserve"> NUMPAGES </w:instrText>
           </w:r>
           <w:r>
             <w:rPr>

--- a/packages/document-engine/templates/4.2_training_themes.docx
+++ b/packages/document-engine/templates/4.2_training_themes.docx
@@ -10140,8 +10140,9 @@
       <w:rPr>
         <w:rStyle w:val="PageNumber"/>
         <w:rFonts w:ascii="Arial" w:hAnsi="Arial" w:cs="Arial"/>
-        <w:sz w:val="16"/>
-        <w:szCs w:val="16"/>
+        <w:color w:val="7A7A7A"/>
+        <w:sz w:val="15"/>
+        <w:szCs w:val="15"/>
       </w:rPr>
     </w:pPr>
     <w:r>
@@ -10149,11 +10150,11 @@
         <w:rStyle w:val="PageNumber"/>
         <w:rFonts w:eastAsia="Arial" w:cs="Arial" w:ascii="Arial" w:hAnsi="Arial"/>
         <w:b w:val="false"/>
-        <w:color w:val="auto"/>
+        <w:color w:val="7A7A7A"/>
         <w:spacing w:val="0"/>
         <w:w w:val="100"/>
-        <w:sz w:val="16"/>
-        <w:szCs w:val="16"/>
+        <w:sz w:val="15"/>
+        <w:szCs w:val="15"/>
         <w:lang w:val="ro-RO"/>
       </w:rPr>
       <w:t>{{#branding}}Document generat cu SSM Ușor · ssmusor.ro{{/branding}}</w:t>
@@ -10173,8 +10174,9 @@
       <w:rPr>
         <w:rStyle w:val="PageNumber"/>
         <w:rFonts w:ascii="Arial" w:hAnsi="Arial" w:cs="Arial"/>
-        <w:sz w:val="16"/>
-        <w:szCs w:val="16"/>
+        <w:color w:val="7A7A7A"/>
+        <w:sz w:val="15"/>
+        <w:szCs w:val="15"/>
       </w:rPr>
     </w:pPr>
     <w:r>
@@ -10182,11 +10184,11 @@
         <w:rStyle w:val="PageNumber"/>
         <w:rFonts w:eastAsia="Arial" w:cs="Arial" w:ascii="Arial" w:hAnsi="Arial"/>
         <w:b w:val="false"/>
-        <w:color w:val="auto"/>
+        <w:color w:val="7A7A7A"/>
         <w:spacing w:val="0"/>
         <w:w w:val="100"/>
-        <w:sz w:val="16"/>
-        <w:szCs w:val="16"/>
+        <w:sz w:val="15"/>
+        <w:szCs w:val="15"/>
         <w:lang w:val="ro-RO"/>
       </w:rPr>
       <w:t>{{#branding}}Document generat cu SSM Ușor · ssmusor.ro{{/branding}}</w:t>
@@ -10206,8 +10208,9 @@
       <w:rPr>
         <w:rStyle w:val="PageNumber"/>
         <w:rFonts w:ascii="Arial" w:hAnsi="Arial" w:cs="Arial"/>
-        <w:sz w:val="16"/>
-        <w:szCs w:val="16"/>
+        <w:color w:val="7A7A7A"/>
+        <w:sz w:val="15"/>
+        <w:szCs w:val="15"/>
       </w:rPr>
     </w:pPr>
     <w:r>
@@ -10215,11 +10218,11 @@
         <w:rStyle w:val="PageNumber"/>
         <w:rFonts w:eastAsia="Arial" w:cs="Arial" w:ascii="Arial" w:hAnsi="Arial"/>
         <w:b w:val="false"/>
-        <w:color w:val="auto"/>
+        <w:color w:val="7A7A7A"/>
         <w:spacing w:val="0"/>
         <w:w w:val="100"/>
-        <w:sz w:val="16"/>
-        <w:szCs w:val="16"/>
+        <w:sz w:val="15"/>
+        <w:szCs w:val="15"/>
         <w:lang w:val="ro-RO"/>
       </w:rPr>
       <w:t>{{#branding}}Document generat cu SSM Ușor · ssmusor.ro{{/branding}}</w:t>

--- a/packages/document-engine/templates/4.2_training_themes.docx
+++ b/packages/document-engine/templates/4.2_training_themes.docx
@@ -45,402 +45,132 @@
         <w:t>TEMATICA DE INSTRUIRE PENTRU INSTRUIREA INTRODUCTIV – GENERALĂ</w:t>
       </w:r>
     </w:p>
-    <w:tbl>
-      <w:tblPr>
-        <w:tblW w:w="5000" w:type="pct"/>
+    <w:p>
+      <w:pPr>
+        <w:pStyle w:val="Normal"/>
+        <w:keepNext w:val="false"/>
+        <w:keepLines/>
+        <w:widowControl/>
+        <w:spacing w:before="240" w:after="120"/>
+        <w:ind w:left="0" w:hanging="0"/>
         <w:jc w:val="left"/>
-        <w:tblInd w:w="55" w:type="dxa"/>
-        <w:tblLayout w:type="fixed"/>
-        <w:tblCellMar>
-          <w:top w:w="55" w:type="dxa"/>
-          <w:left w:w="55" w:type="dxa"/>
-          <w:bottom w:w="55" w:type="dxa"/>
-          <w:right w:w="55" w:type="dxa"/>
-        </w:tblCellMar>
-      </w:tblPr>
-      <w:tblGrid>
-        <w:gridCol w:w="3117"/>
-        <w:gridCol w:w="6238"/>
-      </w:tblGrid>
-      <w:tr>
-        <w:trPr/>
-        <w:tc>
-          <w:tcPr>
-            <w:tcW w:w="3117" w:type="dxa"/>
-            <w:tcBorders>
-              <w:top w:val="single" w:sz="4" w:space="0" w:color="000000"/>
-              <w:left w:val="single" w:sz="4" w:space="0" w:color="000000"/>
-              <w:bottom w:val="single" w:sz="4" w:space="0" w:color="000000"/>
-            </w:tcBorders>
-            <w:vAlign w:val="center"/>
-          </w:tcPr>
-          <w:p>
-            <w:pPr>
-              <w:pStyle w:val="TableHeading"/>
-              <w:keepNext w:val="true"/>
-              <w:widowControl/>
-              <w:spacing w:before="0" w:after="0"/>
-              <w:ind w:hanging="0" w:left="0"/>
-              <w:jc w:val="left"/>
-              <w:rPr>
-                <w:rFonts w:ascii="Arial" w:hAnsi="Arial" w:eastAsia="Arial" w:cs="Arial"/>
-                <w:b/>
-                <w:i w:val="false"/>
-                <w:color w:val="auto"/>
-                <w:spacing w:val="0"/>
-                <w:w w:val="100"/>
-                <w:sz w:val="20"/>
-                <w:szCs w:val="20"/>
-                <w:lang w:val="ro-RO"/>
-              </w:rPr>
-            </w:pPr>
-            <w:r>
-              <w:rPr>
-                <w:rFonts w:eastAsia="Arial" w:cs="Arial" w:ascii="Arial" w:hAnsi="Arial"/>
-                <w:b/>
-                <w:i w:val="false"/>
-                <w:color w:val="auto"/>
-                <w:spacing w:val="0"/>
-                <w:w w:val="100"/>
-                <w:sz w:val="20"/>
-                <w:szCs w:val="20"/>
-                <w:lang w:val="ro-RO"/>
-              </w:rPr>
-              <w:t>LOCUL DE MUNCĂ:</w:t>
-            </w:r>
-          </w:p>
-        </w:tc>
-        <w:tc>
-          <w:tcPr>
-            <w:tcW w:w="6238" w:type="dxa"/>
-            <w:tcBorders>
-              <w:top w:val="single" w:sz="4" w:space="0" w:color="000000"/>
-              <w:left w:val="single" w:sz="4" w:space="0" w:color="000000"/>
-              <w:bottom w:val="single" w:sz="4" w:space="0" w:color="000000"/>
-              <w:right w:val="single" w:sz="4" w:space="0" w:color="000000"/>
-            </w:tcBorders>
-            <w:vAlign w:val="center"/>
-          </w:tcPr>
-          <w:p>
-            <w:pPr>
-              <w:pStyle w:val="TableHeading"/>
-              <w:keepNext w:val="false"/>
-              <w:widowControl/>
-              <w:spacing w:before="0" w:after="0"/>
-              <w:ind w:hanging="0" w:left="0"/>
-              <w:jc w:val="left"/>
-              <w:rPr>
-                <w:rFonts w:ascii="Arial" w:hAnsi="Arial" w:eastAsia="Arial" w:cs="Arial"/>
-                <w:b w:val="false"/>
-                <w:i w:val="false"/>
-                <w:color w:val="auto"/>
-                <w:spacing w:val="0"/>
-                <w:w w:val="100"/>
-                <w:sz w:val="20"/>
-                <w:szCs w:val="20"/>
-                <w:lang w:val="ro-RO"/>
-              </w:rPr>
-            </w:pPr>
-            <w:r>
-              <w:rPr>
-                <w:rFonts w:eastAsia="Arial" w:cs="Arial" w:ascii="Arial" w:hAnsi="Arial"/>
-                <w:b w:val="false"/>
-                <w:i w:val="false"/>
-                <w:color w:val="auto"/>
-                <w:spacing w:val="0"/>
-                <w:w w:val="100"/>
-                <w:sz w:val="20"/>
-                <w:szCs w:val="20"/>
-                <w:lang w:val="ro-RO"/>
-              </w:rPr>
-              <w:t>{{client.legalName}}</w:t>
-            </w:r>
-          </w:p>
-        </w:tc>
-      </w:tr>
-      <w:tr>
-        <w:trPr/>
-        <w:tc>
-          <w:tcPr>
-            <w:tcW w:w="3117" w:type="dxa"/>
-            <w:tcBorders>
-              <w:left w:val="single" w:sz="4" w:space="0" w:color="000000"/>
-              <w:bottom w:val="single" w:sz="4" w:space="0" w:color="000000"/>
-            </w:tcBorders>
-            <w:vAlign w:val="center"/>
-          </w:tcPr>
-          <w:p>
-            <w:pPr>
-              <w:pStyle w:val="TableContents"/>
-              <w:keepNext w:val="true"/>
-              <w:widowControl/>
-              <w:spacing w:before="0" w:after="0"/>
-              <w:ind w:hanging="0" w:left="0"/>
-              <w:jc w:val="left"/>
-              <w:rPr>
-                <w:rFonts w:ascii="Arial" w:hAnsi="Arial" w:eastAsia="Arial" w:cs="Arial"/>
-                <w:b/>
-                <w:i w:val="false"/>
-                <w:color w:val="auto"/>
-                <w:spacing w:val="0"/>
-                <w:w w:val="100"/>
-                <w:sz w:val="20"/>
-                <w:szCs w:val="20"/>
-                <w:lang w:val="ro-RO"/>
-              </w:rPr>
-            </w:pPr>
-            <w:r>
-              <w:rPr>
-                <w:rFonts w:eastAsia="Arial" w:cs="Arial" w:ascii="Arial" w:hAnsi="Arial"/>
-                <w:b/>
-                <w:i w:val="false"/>
-                <w:color w:val="auto"/>
-                <w:spacing w:val="0"/>
-                <w:w w:val="100"/>
-                <w:sz w:val="20"/>
-                <w:szCs w:val="20"/>
-                <w:lang w:val="ro-RO"/>
-              </w:rPr>
-              <w:t>FUNCȚIA:</w:t>
-            </w:r>
-          </w:p>
-        </w:tc>
-        <w:tc>
-          <w:tcPr>
-            <w:tcW w:w="6238" w:type="dxa"/>
-            <w:tcBorders>
-              <w:left w:val="single" w:sz="4" w:space="0" w:color="000000"/>
-              <w:bottom w:val="single" w:sz="4" w:space="0" w:color="000000"/>
-              <w:right w:val="single" w:sz="4" w:space="0" w:color="000000"/>
-            </w:tcBorders>
-            <w:vAlign w:val="center"/>
-          </w:tcPr>
-          <w:p>
-            <w:pPr>
-              <w:pStyle w:val="TableContents"/>
-              <w:keepNext w:val="false"/>
-              <w:widowControl/>
-              <w:spacing w:before="0" w:after="0"/>
-              <w:ind w:hanging="0" w:left="0"/>
-              <w:jc w:val="left"/>
-              <w:rPr>
-                <w:rFonts w:ascii="Arial" w:hAnsi="Arial" w:eastAsia="Arial" w:cs="Arial"/>
-                <w:b w:val="false"/>
-                <w:i w:val="false"/>
-                <w:color w:val="auto"/>
-                <w:spacing w:val="0"/>
-                <w:w w:val="100"/>
-                <w:sz w:val="20"/>
-                <w:szCs w:val="20"/>
-                <w:lang w:val="ro-RO"/>
-              </w:rPr>
-            </w:pPr>
-            <w:r>
-              <w:rPr>
-                <w:rFonts w:eastAsia="Arial" w:cs="Arial" w:ascii="Arial" w:hAnsi="Arial"/>
-                <w:b w:val="false"/>
-                <w:i w:val="false"/>
-                <w:color w:val="auto"/>
-                <w:spacing w:val="0"/>
-                <w:w w:val="100"/>
-                <w:sz w:val="20"/>
-                <w:szCs w:val="20"/>
-                <w:lang w:val="ro-RO"/>
-              </w:rPr>
-              <w:t>Întreg personalul</w:t>
-            </w:r>
-          </w:p>
-        </w:tc>
-      </w:tr>
-      <w:tr>
-        <w:trPr/>
-        <w:tc>
-          <w:tcPr>
-            <w:tcW w:w="3117" w:type="dxa"/>
-            <w:tcBorders>
-              <w:left w:val="single" w:sz="4" w:space="0" w:color="000000"/>
-              <w:bottom w:val="single" w:sz="4" w:space="0" w:color="000000"/>
-            </w:tcBorders>
-            <w:vAlign w:val="center"/>
-          </w:tcPr>
-          <w:p>
-            <w:pPr>
-              <w:pStyle w:val="TableContents"/>
-              <w:keepNext w:val="true"/>
-              <w:widowControl/>
-              <w:spacing w:before="0" w:after="0"/>
-              <w:ind w:hanging="0" w:left="0"/>
-              <w:jc w:val="left"/>
-              <w:rPr>
-                <w:rFonts w:ascii="Arial" w:hAnsi="Arial" w:eastAsia="Arial" w:cs="Arial"/>
-                <w:b/>
-                <w:i w:val="false"/>
-                <w:color w:val="auto"/>
-                <w:spacing w:val="0"/>
-                <w:w w:val="100"/>
-                <w:sz w:val="20"/>
-                <w:szCs w:val="20"/>
-                <w:lang w:val="ro-RO"/>
-              </w:rPr>
-            </w:pPr>
-            <w:r>
-              <w:rPr>
-                <w:rFonts w:eastAsia="Arial" w:cs="Arial" w:ascii="Arial" w:hAnsi="Arial"/>
-                <w:b/>
-                <w:i w:val="false"/>
-                <w:color w:val="auto"/>
-                <w:spacing w:val="0"/>
-                <w:w w:val="100"/>
-                <w:sz w:val="20"/>
-                <w:szCs w:val="20"/>
-                <w:lang w:val="ro-RO"/>
-              </w:rPr>
-              <w:t>CINE EFECTUEAZĂ INSTRUIREA:</w:t>
-            </w:r>
-          </w:p>
-        </w:tc>
-        <w:tc>
-          <w:tcPr>
-            <w:tcW w:w="6238" w:type="dxa"/>
-            <w:tcBorders>
-              <w:left w:val="single" w:sz="4" w:space="0" w:color="000000"/>
-              <w:bottom w:val="single" w:sz="4" w:space="0" w:color="000000"/>
-              <w:right w:val="single" w:sz="4" w:space="0" w:color="000000"/>
-            </w:tcBorders>
-            <w:vAlign w:val="center"/>
-          </w:tcPr>
-          <w:p>
-            <w:pPr>
-              <w:pStyle w:val="TableContents"/>
-              <w:keepNext w:val="false"/>
-              <w:widowControl/>
-              <w:spacing w:before="0" w:after="0"/>
-              <w:ind w:hanging="0" w:left="0"/>
-              <w:jc w:val="left"/>
-              <w:rPr>
-                <w:rFonts w:ascii="Arial" w:hAnsi="Arial" w:eastAsia="Arial" w:cs="Arial"/>
-                <w:b w:val="false"/>
-                <w:i w:val="false"/>
-                <w:color w:val="auto"/>
-                <w:spacing w:val="0"/>
-                <w:w w:val="100"/>
-                <w:sz w:val="20"/>
-                <w:szCs w:val="20"/>
-                <w:lang w:val="ro-RO"/>
-              </w:rPr>
-            </w:pPr>
-            <w:r>
-              <w:rPr>
-                <w:rFonts w:eastAsia="Arial" w:cs="Arial" w:ascii="Arial" w:hAnsi="Arial"/>
-                <w:b w:val="false"/>
-                <w:i w:val="false"/>
-                <w:color w:val="auto"/>
-                <w:spacing w:val="0"/>
-                <w:w w:val="100"/>
-                <w:sz w:val="20"/>
-                <w:szCs w:val="20"/>
-                <w:lang w:val="ro-RO"/>
-              </w:rPr>
-              <w:t>{{provider.legalName}} – {{specialist.name}}</w:t>
-            </w:r>
-          </w:p>
-        </w:tc>
-      </w:tr>
-      <w:tr>
-        <w:trPr/>
-        <w:tc>
-          <w:tcPr>
-            <w:tcW w:w="3117" w:type="dxa"/>
-            <w:tcBorders>
-              <w:left w:val="single" w:sz="4" w:space="0" w:color="000000"/>
-              <w:bottom w:val="single" w:sz="4" w:space="0" w:color="000000"/>
-            </w:tcBorders>
-            <w:vAlign w:val="center"/>
-          </w:tcPr>
-          <w:p>
-            <w:pPr>
-              <w:pStyle w:val="TableContents"/>
-              <w:keepNext w:val="false"/>
-              <w:widowControl/>
-              <w:spacing w:before="0" w:after="0"/>
-              <w:ind w:hanging="0" w:left="0"/>
-              <w:jc w:val="left"/>
-              <w:rPr>
-                <w:rFonts w:ascii="Arial" w:hAnsi="Arial" w:eastAsia="Arial" w:cs="Arial"/>
-                <w:b/>
-                <w:i w:val="false"/>
-                <w:color w:val="auto"/>
-                <w:spacing w:val="0"/>
-                <w:w w:val="100"/>
-                <w:sz w:val="20"/>
-                <w:szCs w:val="20"/>
-                <w:lang w:val="ro-RO"/>
-              </w:rPr>
-            </w:pPr>
-            <w:r>
-              <w:rPr>
-                <w:rFonts w:eastAsia="Arial" w:cs="Arial" w:ascii="Arial" w:hAnsi="Arial"/>
-                <w:b/>
-                <w:i w:val="false"/>
-                <w:color w:val="auto"/>
-                <w:spacing w:val="0"/>
-                <w:w w:val="100"/>
-                <w:sz w:val="20"/>
-                <w:szCs w:val="20"/>
-                <w:lang w:val="ro-RO"/>
-              </w:rPr>
-              <w:t>CONȚINUTUL MATERIALULUI DE INSTRUIRE:</w:t>
-            </w:r>
-          </w:p>
-        </w:tc>
-        <w:tc>
-          <w:tcPr>
-            <w:tcW w:w="6238" w:type="dxa"/>
-            <w:tcBorders>
-              <w:left w:val="single" w:sz="4" w:space="0" w:color="000000"/>
-              <w:bottom w:val="single" w:sz="4" w:space="0" w:color="000000"/>
-              <w:right w:val="single" w:sz="4" w:space="0" w:color="000000"/>
-            </w:tcBorders>
-            <w:vAlign w:val="center"/>
-          </w:tcPr>
-          <w:p>
-            <w:pPr>
-              <w:pStyle w:val="TableContents"/>
-              <w:keepNext w:val="false"/>
-              <w:widowControl/>
-              <w:spacing w:before="0" w:after="0"/>
-              <w:ind w:hanging="0" w:left="0"/>
-              <w:jc w:val="left"/>
-              <w:rPr>
-                <w:rFonts w:ascii="Arial" w:hAnsi="Arial" w:eastAsia="Arial" w:cs="Arial"/>
-                <w:b w:val="false"/>
-                <w:i w:val="false"/>
-                <w:color w:val="auto"/>
-                <w:spacing w:val="0"/>
-                <w:w w:val="100"/>
-                <w:sz w:val="20"/>
-                <w:szCs w:val="20"/>
-                <w:lang w:val="ro-RO"/>
-              </w:rPr>
-            </w:pPr>
-            <w:r>
-              <w:rPr>
-                <w:rFonts w:eastAsia="Arial" w:cs="Arial" w:ascii="Arial" w:hAnsi="Arial"/>
-                <w:b w:val="false"/>
-                <w:i w:val="false"/>
-                <w:color w:val="auto"/>
-                <w:spacing w:val="0"/>
-                <w:w w:val="100"/>
-                <w:sz w:val="20"/>
-                <w:szCs w:val="20"/>
-                <w:lang w:val="ro-RO"/>
-              </w:rPr>
-              <w:t>Conform MISSMIG Art. 1 – 327; Legislația de securitate și sănătate în muncă; Consecințele posibile ale necunoașterii și nerespectării legislației de securitate și sănătate în muncă; Măsuri de acordare a primului ajutor, de prevenire și stingere a incendiilor și evacuarea lucrătorilor; Riscurile de accidentare și îmbolnăvire profesională specifice unității.</w:t>
-            </w:r>
-          </w:p>
-        </w:tc>
-      </w:tr>
-    </w:tbl>
+        <w:rPr>
+          <w:rFonts w:ascii="Arial" w:hAnsi="Arial" w:cs="Arial"/>
+          <w:sz w:val="20"/>
+          <w:szCs w:val="20"/>
+          <w:lang w:val="ro-RO"/>
+        </w:rPr>
+      </w:pPr>
+      <w:r>
+        <w:rPr>
+          <w:rFonts w:eastAsia="Arial" w:cs="Arial" w:ascii="Arial" w:hAnsi="Arial"/>
+          <w:b/>
+          <w:color w:val="auto"/>
+          <w:sz w:val="20"/>
+          <w:szCs w:val="20"/>
+          <w:lang w:val="ro-RO"/>
+        </w:rPr>
+        <w:t xml:space="preserve">LOCUL DE MUNCĂ: </w:t>
+      </w:r>
+      <w:r>
+        <w:rPr>
+          <w:rFonts w:eastAsia="Arial" w:cs="Arial" w:ascii="Arial" w:hAnsi="Arial"/>
+          <w:b w:val="false"/>
+          <w:i w:val="false"/>
+          <w:color w:val="auto"/>
+          <w:spacing w:val="0"/>
+          <w:w w:val="100"/>
+          <w:sz w:val="20"/>
+          <w:szCs w:val="20"/>
+          <w:lang w:val="ro-RO"/>
+        </w:rPr>
+        <w:t>{{client.legalName}}</w:t>
+      </w:r>
+      <w:r>
+        <w:br/>
+      </w:r>
+      <w:r>
+        <w:rPr>
+          <w:rFonts w:eastAsia="Arial" w:cs="Arial" w:ascii="Arial" w:hAnsi="Arial"/>
+          <w:b/>
+          <w:color w:val="auto"/>
+          <w:sz w:val="20"/>
+          <w:szCs w:val="20"/>
+          <w:lang w:val="ro-RO"/>
+        </w:rPr>
+        <w:t xml:space="preserve">FUNCȚIA: </w:t>
+      </w:r>
+      <w:r>
+        <w:rPr>
+          <w:rFonts w:eastAsia="Arial" w:cs="Arial" w:ascii="Arial" w:hAnsi="Arial"/>
+          <w:b w:val="false"/>
+          <w:i w:val="false"/>
+          <w:color w:val="auto"/>
+          <w:spacing w:val="0"/>
+          <w:w w:val="100"/>
+          <w:sz w:val="20"/>
+          <w:szCs w:val="20"/>
+          <w:lang w:val="ro-RO"/>
+        </w:rPr>
+        <w:t>Întreg personalul</w:t>
+      </w:r>
+      <w:r>
+        <w:br/>
+      </w:r>
+      <w:r>
+        <w:rPr>
+          <w:rFonts w:eastAsia="Arial" w:cs="Arial" w:ascii="Arial" w:hAnsi="Arial"/>
+          <w:b/>
+          <w:color w:val="auto"/>
+          <w:sz w:val="20"/>
+          <w:szCs w:val="20"/>
+          <w:lang w:val="ro-RO"/>
+        </w:rPr>
+        <w:t xml:space="preserve">CINE EFECTUEAZĂ INSTRUIREA: </w:t>
+      </w:r>
+      <w:r>
+        <w:rPr>
+          <w:rFonts w:eastAsia="Arial" w:cs="Arial" w:ascii="Arial" w:hAnsi="Arial"/>
+          <w:b w:val="false"/>
+          <w:i w:val="false"/>
+          <w:color w:val="auto"/>
+          <w:spacing w:val="0"/>
+          <w:w w:val="100"/>
+          <w:sz w:val="20"/>
+          <w:szCs w:val="20"/>
+          <w:lang w:val="ro-RO"/>
+        </w:rPr>
+        <w:t>{{provider.legalName}} – {{specialist.name}}</w:t>
+      </w:r>
+      <w:r>
+        <w:br/>
+      </w:r>
+      <w:r>
+        <w:rPr>
+          <w:rFonts w:eastAsia="Arial" w:cs="Arial" w:ascii="Arial" w:hAnsi="Arial"/>
+          <w:b/>
+          <w:color w:val="auto"/>
+          <w:sz w:val="20"/>
+          <w:szCs w:val="20"/>
+          <w:lang w:val="ro-RO"/>
+        </w:rPr>
+        <w:t xml:space="preserve">CONȚINUTUL MATERIALULUI DE INSTRUIRE: </w:t>
+      </w:r>
+      <w:r>
+        <w:rPr>
+          <w:rFonts w:eastAsia="Arial" w:cs="Arial" w:ascii="Arial" w:hAnsi="Arial"/>
+          <w:b w:val="false"/>
+          <w:i w:val="false"/>
+          <w:color w:val="auto"/>
+          <w:spacing w:val="0"/>
+          <w:w w:val="100"/>
+          <w:sz w:val="20"/>
+          <w:szCs w:val="20"/>
+          <w:lang w:val="ro-RO"/>
+        </w:rPr>
+        <w:t>Conform MISSMIG Art. 1 – 327; Legislația de securitate și sănătate în muncă; Consecințele posibile ale necunoașterii și nerespectării legislației de securitate și sănătate în muncă; Măsuri de acordare a primului ajutor, de prevenire și stingere a incendiilor și evacuarea lucrătorilor; Riscurile de accidentare și îmbolnăvire profesională specifice unității.</w:t>
+      </w:r>
+    </w:p>
     <w:p>
       <w:pPr>
         <w:pStyle w:val="Normal"/>
@@ -4600,20 +4330,16 @@
     <w:p>
       <w:pPr>
         <w:pStyle w:val="Normal"/>
-        <w:keepNext w:val="true"/>
+        <w:keepNext w:val="false"/>
+        <w:keepLines/>
         <w:widowControl/>
-        <w:tabs>
-          <w:tab w:val="clear" w:pos="720"/>
-          <w:tab w:val="left" w:pos="276" w:leader="none"/>
-        </w:tabs>
         <w:spacing w:before="240" w:after="120"/>
-        <w:ind w:hanging="0"/>
+        <w:ind w:left="0" w:hanging="0"/>
         <w:jc w:val="left"/>
         <w:rPr>
           <w:rFonts w:ascii="Arial" w:hAnsi="Arial" w:cs="Arial"/>
-          <w:b/>
-          <w:sz w:val="18"/>
-          <w:szCs w:val="18"/>
+          <w:sz w:val="20"/>
+          <w:szCs w:val="20"/>
           <w:lang w:val="ro-RO"/>
         </w:rPr>
       </w:pPr>
@@ -4621,6 +4347,60 @@
         <w:rPr>
           <w:rFonts w:eastAsia="Arial" w:cs="Arial" w:ascii="Arial" w:hAnsi="Arial"/>
           <w:b/>
+          <w:color w:val="auto"/>
+          <w:sz w:val="20"/>
+          <w:szCs w:val="20"/>
+          <w:lang w:val="ro-RO"/>
+        </w:rPr>
+        <w:t xml:space="preserve">{{name}}</w:t>
+      </w:r>
+      <w:r>
+        <w:br/>
+      </w:r>
+      <w:r>
+        <w:rPr>
+          <w:rFonts w:eastAsia="Arial" w:cs="Arial" w:ascii="Arial" w:hAnsi="Arial"/>
+          <w:b/>
+          <w:color w:val="auto"/>
+          <w:sz w:val="20"/>
+          <w:szCs w:val="20"/>
+          <w:lang w:val="ro-RO"/>
+        </w:rPr>
+        <w:t xml:space="preserve">LOCUL DE MUNCĂ: </w:t>
+      </w:r>
+      <w:r>
+        <w:rPr>
+          <w:rFonts w:eastAsia="Arial" w:cs="Arial" w:ascii="Arial" w:hAnsi="Arial"/>
+          <w:b w:val="false"/>
+          <w:i w:val="false"/>
+          <w:color w:val="auto"/>
+          <w:spacing w:val="0"/>
+          <w:w w:val="100"/>
+          <w:sz w:val="20"/>
+          <w:szCs w:val="20"/>
+          <w:lang w:val="ro-RO"/>
+        </w:rPr>
+        <w:t>{{client.legalName}}</w:t>
+      </w:r>
+      <w:r>
+        <w:br/>
+      </w:r>
+      <w:r>
+        <w:rPr>
+          <w:rFonts w:eastAsia="Arial" w:cs="Arial" w:ascii="Arial" w:hAnsi="Arial"/>
+          <w:b/>
+          <w:color w:val="auto"/>
+          <w:sz w:val="20"/>
+          <w:szCs w:val="20"/>
+          <w:lang w:val="ro-RO"/>
+        </w:rPr>
+        <w:t xml:space="preserve">FUNCȚIA: </w:t>
+      </w:r>
+      <w:r>
+        <w:rPr>
+          <w:rFonts w:eastAsia="Arial" w:cs="Arial" w:ascii="Arial" w:hAnsi="Arial"/>
+          <w:b w:val="false"/>
+          <w:i w:val="false"/>
           <w:color w:val="auto"/>
           <w:spacing w:val="0"/>
           <w:w w:val="100"/>
@@ -4630,411 +4410,63 @@
         </w:rPr>
         <w:t>{{name}}</w:t>
       </w:r>
+      <w:r>
+        <w:br/>
+      </w:r>
+      <w:r>
+        <w:rPr>
+          <w:rFonts w:eastAsia="Arial" w:cs="Arial" w:ascii="Arial" w:hAnsi="Arial"/>
+          <w:b/>
+          <w:color w:val="auto"/>
+          <w:sz w:val="20"/>
+          <w:szCs w:val="20"/>
+          <w:lang w:val="ro-RO"/>
+        </w:rPr>
+        <w:t xml:space="preserve">CINE EFECTUEAZĂ INSTRUIREA – ȘEF DIRECT DE LOC DE MUNCĂ: </w:t>
+      </w:r>
+      <w:r>
+        <w:rPr>
+          <w:rFonts w:eastAsia="Arial" w:cs="Arial" w:ascii="Arial" w:hAnsi="Arial"/>
+          <w:b w:val="false"/>
+          <w:i w:val="false"/>
+          <w:color w:val="auto"/>
+          <w:spacing w:val="0"/>
+          <w:w w:val="100"/>
+          <w:sz w:val="20"/>
+          <w:szCs w:val="20"/>
+          <w:lang w:val="ro-RO"/>
+        </w:rPr>
+        <w:t>{{trainer}}</w:t>
+      </w:r>
+      <w:r>
+        <w:br/>
+      </w:r>
+      <w:r>
+        <w:rPr>
+          <w:rFonts w:eastAsia="Arial" w:cs="Arial" w:ascii="Arial" w:hAnsi="Arial"/>
+          <w:b/>
+          <w:color w:val="auto"/>
+          <w:sz w:val="20"/>
+          <w:szCs w:val="20"/>
+          <w:lang w:val="ro-RO"/>
+        </w:rPr>
+        <w:t xml:space="preserve">CONȚINUTUL MATERIALULUI DE INSTRUIRE: </w:t>
+      </w:r>
+      <w:r>
+        <w:rPr>
+          <w:rFonts w:eastAsia="Arial" w:cs="Arial" w:ascii="Arial" w:hAnsi="Arial"/>
+          <w:b w:val="false"/>
+          <w:i w:val="false"/>
+          <w:color w:val="auto"/>
+          <w:spacing w:val="0"/>
+          <w:w w:val="100"/>
+          <w:sz w:val="20"/>
+          <w:szCs w:val="20"/>
+          <w:lang w:val="ro-RO"/>
+        </w:rPr>
+        <w:t xml:space="preserve">H.G. 1051/2006, H.G. 1146/2006, H.G. 493/2006; H.G. 259/2022; I.P.S.S.M. Art. 1 – 294; {{#modules}}{{citation}}; {{/modules}}Demonstrații practice privind activitățile desfășurate, echipamentele de muncă utilizate, utilizarea echipamentului individual de protecție, a mijloacelor de alarmare, intervenție, evacuare și de prim ajutor.</w:t>
+      </w:r>
     </w:p>
-    <w:tbl>
-      <w:tblPr>
-        <w:tblW w:w="5000" w:type="pct"/>
-        <w:jc w:val="left"/>
-        <w:tblInd w:w="55" w:type="dxa"/>
-        <w:tblLayout w:type="fixed"/>
-        <w:tblCellMar>
-          <w:top w:w="55" w:type="dxa"/>
-          <w:left w:w="55" w:type="dxa"/>
-          <w:bottom w:w="55" w:type="dxa"/>
-          <w:right w:w="55" w:type="dxa"/>
-        </w:tblCellMar>
-      </w:tblPr>
-      <w:tblGrid>
-        <w:gridCol w:w="3117"/>
-        <w:gridCol w:w="6238"/>
-      </w:tblGrid>
-      <w:tr>
-        <w:trPr>
-          <w:cantSplit/>
-        </w:trPr>
-        <w:tc>
-          <w:tcPr>
-            <w:tcW w:w="3117" w:type="dxa"/>
-            <w:tcBorders>
-              <w:top w:val="single" w:sz="4" w:space="0" w:color="000000"/>
-              <w:left w:val="single" w:sz="4" w:space="0" w:color="000000"/>
-              <w:bottom w:val="single" w:sz="4" w:space="0" w:color="000000"/>
-            </w:tcBorders>
-            <w:vAlign w:val="center"/>
-          </w:tcPr>
-          <w:p>
-            <w:pPr>
-              <w:pStyle w:val="TableHeading"/>
-              <w:keepNext w:val="true"/>
-              <w:widowControl/>
-              <w:spacing w:before="0" w:after="0"/>
-              <w:ind w:hanging="0" w:left="0"/>
-              <w:jc w:val="left"/>
-              <w:rPr>
-                <w:rFonts w:ascii="Arial" w:hAnsi="Arial" w:eastAsia="Arial" w:cs="Arial"/>
-                <w:b/>
-                <w:i w:val="false"/>
-                <w:color w:val="auto"/>
-                <w:spacing w:val="0"/>
-                <w:w w:val="100"/>
-                <w:sz w:val="20"/>
-                <w:szCs w:val="20"/>
-                <w:lang w:val="ro-RO"/>
-              </w:rPr>
-            </w:pPr>
-            <w:r>
-              <w:rPr>
-                <w:rFonts w:eastAsia="Arial" w:cs="Arial" w:ascii="Arial" w:hAnsi="Arial"/>
-                <w:b/>
-                <w:i w:val="false"/>
-                <w:color w:val="auto"/>
-                <w:spacing w:val="0"/>
-                <w:w w:val="100"/>
-                <w:sz w:val="20"/>
-                <w:szCs w:val="20"/>
-                <w:lang w:val="ro-RO"/>
-              </w:rPr>
-              <w:t>LOCUL DE MUNCĂ:</w:t>
-            </w:r>
-          </w:p>
-        </w:tc>
-        <w:tc>
-          <w:tcPr>
-            <w:tcW w:w="6238" w:type="dxa"/>
-            <w:tcBorders>
-              <w:top w:val="single" w:sz="4" w:space="0" w:color="000000"/>
-              <w:left w:val="single" w:sz="4" w:space="0" w:color="000000"/>
-              <w:bottom w:val="single" w:sz="4" w:space="0" w:color="000000"/>
-              <w:right w:val="single" w:sz="4" w:space="0" w:color="000000"/>
-            </w:tcBorders>
-            <w:vAlign w:val="center"/>
-          </w:tcPr>
-          <w:p>
-            <w:pPr>
-              <w:pStyle w:val="TableHeading"/>
-              <w:keepNext w:val="false"/>
-              <w:widowControl/>
-              <w:spacing w:before="0" w:after="0"/>
-              <w:ind w:hanging="0" w:left="0"/>
-              <w:jc w:val="left"/>
-              <w:rPr>
-                <w:rFonts w:ascii="Arial" w:hAnsi="Arial" w:eastAsia="Arial" w:cs="Arial"/>
-                <w:b w:val="false"/>
-                <w:i w:val="false"/>
-                <w:color w:val="auto"/>
-                <w:spacing w:val="0"/>
-                <w:w w:val="100"/>
-                <w:sz w:val="20"/>
-                <w:szCs w:val="20"/>
-                <w:lang w:val="ro-RO"/>
-              </w:rPr>
-            </w:pPr>
-            <w:r>
-              <w:rPr>
-                <w:rFonts w:eastAsia="Arial" w:cs="Arial" w:ascii="Arial" w:hAnsi="Arial"/>
-                <w:b w:val="false"/>
-                <w:i w:val="false"/>
-                <w:color w:val="auto"/>
-                <w:spacing w:val="0"/>
-                <w:w w:val="100"/>
-                <w:sz w:val="20"/>
-                <w:szCs w:val="20"/>
-                <w:lang w:val="ro-RO"/>
-              </w:rPr>
-              <w:t>{{client.legalName}}</w:t>
-            </w:r>
-          </w:p>
-        </w:tc>
-      </w:tr>
-      <w:tr>
-        <w:trPr>
-          <w:cantSplit/>
-        </w:trPr>
-        <w:tc>
-          <w:tcPr>
-            <w:tcW w:w="3117" w:type="dxa"/>
-            <w:tcBorders>
-              <w:left w:val="single" w:sz="4" w:space="0" w:color="000000"/>
-              <w:bottom w:val="single" w:sz="4" w:space="0" w:color="000000"/>
-            </w:tcBorders>
-            <w:vAlign w:val="center"/>
-          </w:tcPr>
-          <w:p>
-            <w:pPr>
-              <w:pStyle w:val="TableContents"/>
-              <w:keepNext w:val="true"/>
-              <w:widowControl/>
-              <w:spacing w:before="0" w:after="0"/>
-              <w:ind w:hanging="0" w:left="0"/>
-              <w:jc w:val="left"/>
-              <w:rPr>
-                <w:rFonts w:ascii="Arial" w:hAnsi="Arial" w:eastAsia="Arial" w:cs="Arial"/>
-                <w:b/>
-                <w:i w:val="false"/>
-                <w:color w:val="auto"/>
-                <w:spacing w:val="0"/>
-                <w:w w:val="100"/>
-                <w:sz w:val="20"/>
-                <w:szCs w:val="20"/>
-                <w:lang w:val="ro-RO"/>
-              </w:rPr>
-            </w:pPr>
-            <w:r>
-              <w:rPr>
-                <w:rFonts w:eastAsia="Arial" w:cs="Arial" w:ascii="Arial" w:hAnsi="Arial"/>
-                <w:b/>
-                <w:i w:val="false"/>
-                <w:color w:val="auto"/>
-                <w:spacing w:val="0"/>
-                <w:w w:val="100"/>
-                <w:sz w:val="20"/>
-                <w:szCs w:val="20"/>
-                <w:lang w:val="ro-RO"/>
-              </w:rPr>
-              <w:t>FUNCȚIA:</w:t>
-            </w:r>
-          </w:p>
-        </w:tc>
-        <w:tc>
-          <w:tcPr>
-            <w:tcW w:w="6238" w:type="dxa"/>
-            <w:tcBorders>
-              <w:left w:val="single" w:sz="4" w:space="0" w:color="000000"/>
-              <w:bottom w:val="single" w:sz="4" w:space="0" w:color="000000"/>
-              <w:right w:val="single" w:sz="4" w:space="0" w:color="000000"/>
-            </w:tcBorders>
-            <w:vAlign w:val="center"/>
-          </w:tcPr>
-          <w:p>
-            <w:pPr>
-              <w:pStyle w:val="TableContents"/>
-              <w:keepNext w:val="false"/>
-              <w:widowControl/>
-              <w:spacing w:before="0" w:after="0"/>
-              <w:ind w:hanging="0" w:left="0"/>
-              <w:jc w:val="left"/>
-              <w:rPr>
-                <w:rFonts w:ascii="Arial" w:hAnsi="Arial" w:eastAsia="Arial" w:cs="Arial"/>
-                <w:b w:val="false"/>
-                <w:i w:val="false"/>
-                <w:color w:val="auto"/>
-                <w:spacing w:val="0"/>
-                <w:w w:val="100"/>
-                <w:sz w:val="20"/>
-                <w:szCs w:val="20"/>
-                <w:lang w:val="ro-RO"/>
-              </w:rPr>
-            </w:pPr>
-            <w:r>
-              <w:rPr>
-                <w:rFonts w:eastAsia="Arial" w:cs="Arial" w:ascii="Arial" w:hAnsi="Arial"/>
-                <w:b w:val="false"/>
-                <w:i w:val="false"/>
-                <w:color w:val="auto"/>
-                <w:spacing w:val="0"/>
-                <w:w w:val="100"/>
-                <w:sz w:val="20"/>
-                <w:szCs w:val="20"/>
-                <w:lang w:val="ro-RO"/>
-              </w:rPr>
-              <w:t>{{name}}</w:t>
-            </w:r>
-          </w:p>
-        </w:tc>
-      </w:tr>
-      <w:tr>
-        <w:trPr>
-          <w:cantSplit/>
-        </w:trPr>
-        <w:tc>
-          <w:tcPr>
-            <w:tcW w:w="3117" w:type="dxa"/>
-            <w:tcBorders>
-              <w:left w:val="single" w:sz="4" w:space="0" w:color="000000"/>
-              <w:bottom w:val="single" w:sz="4" w:space="0" w:color="000000"/>
-            </w:tcBorders>
-            <w:vAlign w:val="center"/>
-          </w:tcPr>
-          <w:p>
-            <w:pPr>
-              <w:pStyle w:val="TableContents"/>
-              <w:keepNext w:val="true"/>
-              <w:widowControl/>
-              <w:spacing w:before="0" w:after="0"/>
-              <w:ind w:hanging="0" w:left="0"/>
-              <w:jc w:val="left"/>
-              <w:rPr>
-                <w:rFonts w:ascii="Arial" w:hAnsi="Arial" w:eastAsia="Arial" w:cs="Arial"/>
-                <w:b/>
-                <w:i w:val="false"/>
-                <w:color w:val="auto"/>
-                <w:spacing w:val="0"/>
-                <w:w w:val="100"/>
-                <w:sz w:val="20"/>
-                <w:szCs w:val="20"/>
-                <w:lang w:val="ro-RO"/>
-              </w:rPr>
-            </w:pPr>
-            <w:r>
-              <w:rPr>
-                <w:rFonts w:eastAsia="Arial" w:cs="Arial" w:ascii="Arial" w:hAnsi="Arial"/>
-                <w:b/>
-                <w:i w:val="false"/>
-                <w:color w:val="auto"/>
-                <w:spacing w:val="0"/>
-                <w:w w:val="100"/>
-                <w:sz w:val="20"/>
-                <w:szCs w:val="20"/>
-                <w:lang w:val="ro-RO"/>
-              </w:rPr>
-              <w:t>CINE EFECTUEAZĂ INSTRUIREA – ȘEF DIRECT DE LOC DE MUNCĂ:</w:t>
-            </w:r>
-          </w:p>
-        </w:tc>
-        <w:tc>
-          <w:tcPr>
-            <w:tcW w:w="6238" w:type="dxa"/>
-            <w:tcBorders>
-              <w:left w:val="single" w:sz="4" w:space="0" w:color="000000"/>
-              <w:bottom w:val="single" w:sz="4" w:space="0" w:color="000000"/>
-              <w:right w:val="single" w:sz="4" w:space="0" w:color="000000"/>
-            </w:tcBorders>
-            <w:vAlign w:val="center"/>
-          </w:tcPr>
-          <w:p>
-            <w:pPr>
-              <w:pStyle w:val="TableContents"/>
-              <w:keepNext w:val="false"/>
-              <w:widowControl/>
-              <w:spacing w:before="0" w:after="0"/>
-              <w:ind w:hanging="0" w:left="0"/>
-              <w:jc w:val="left"/>
-              <w:rPr>
-                <w:rFonts w:ascii="Arial" w:hAnsi="Arial" w:eastAsia="Arial" w:cs="Arial"/>
-                <w:b w:val="false"/>
-                <w:i w:val="false"/>
-                <w:color w:val="auto"/>
-                <w:spacing w:val="0"/>
-                <w:w w:val="100"/>
-                <w:sz w:val="20"/>
-                <w:szCs w:val="20"/>
-                <w:lang w:val="ro-RO"/>
-              </w:rPr>
-            </w:pPr>
-            <w:r>
-              <w:rPr>
-                <w:rFonts w:eastAsia="Arial" w:cs="Arial" w:ascii="Arial" w:hAnsi="Arial"/>
-                <w:b w:val="false"/>
-                <w:i w:val="false"/>
-                <w:color w:val="auto"/>
-                <w:spacing w:val="0"/>
-                <w:w w:val="100"/>
-                <w:sz w:val="20"/>
-                <w:szCs w:val="20"/>
-                <w:lang w:val="ro-RO"/>
-              </w:rPr>
-              <w:t>{{trainer}}</w:t>
-            </w:r>
-          </w:p>
-        </w:tc>
-      </w:tr>
-      <w:tr>
-        <w:trPr>
-          <w:cantSplit/>
-        </w:trPr>
-        <w:tc>
-          <w:tcPr>
-            <w:tcW w:w="3117" w:type="dxa"/>
-            <w:tcBorders>
-              <w:left w:val="single" w:sz="4" w:space="0" w:color="000000"/>
-              <w:bottom w:val="single" w:sz="4" w:space="0" w:color="000000"/>
-            </w:tcBorders>
-            <w:vAlign w:val="center"/>
-          </w:tcPr>
-          <w:p>
-            <w:pPr>
-              <w:pStyle w:val="TableContents"/>
-              <w:keepNext w:val="false"/>
-              <w:widowControl/>
-              <w:spacing w:before="0" w:after="0"/>
-              <w:ind w:hanging="0" w:left="0"/>
-              <w:jc w:val="left"/>
-              <w:rPr>
-                <w:rFonts w:ascii="Arial" w:hAnsi="Arial" w:eastAsia="Arial" w:cs="Arial"/>
-                <w:b/>
-                <w:i w:val="false"/>
-                <w:color w:val="auto"/>
-                <w:spacing w:val="0"/>
-                <w:w w:val="100"/>
-                <w:sz w:val="20"/>
-                <w:szCs w:val="20"/>
-                <w:lang w:val="ro-RO"/>
-              </w:rPr>
-            </w:pPr>
-            <w:r>
-              <w:rPr>
-                <w:rFonts w:eastAsia="Arial" w:cs="Arial" w:ascii="Arial" w:hAnsi="Arial"/>
-                <w:b/>
-                <w:i w:val="false"/>
-                <w:color w:val="auto"/>
-                <w:spacing w:val="0"/>
-                <w:w w:val="100"/>
-                <w:sz w:val="20"/>
-                <w:szCs w:val="20"/>
-                <w:lang w:val="ro-RO"/>
-              </w:rPr>
-              <w:t>CONȚINUTUL MATERIALULUI DE INSTRUIRE:</w:t>
-            </w:r>
-          </w:p>
-        </w:tc>
-        <w:tc>
-          <w:tcPr>
-            <w:tcW w:w="6238" w:type="dxa"/>
-            <w:tcBorders>
-              <w:left w:val="single" w:sz="4" w:space="0" w:color="000000"/>
-              <w:bottom w:val="single" w:sz="4" w:space="0" w:color="000000"/>
-              <w:right w:val="single" w:sz="4" w:space="0" w:color="000000"/>
-            </w:tcBorders>
-            <w:vAlign w:val="center"/>
-          </w:tcPr>
-          <w:p>
-            <w:pPr>
-              <w:pStyle w:val="TableContents"/>
-              <w:keepNext w:val="false"/>
-              <w:widowControl/>
-              <w:spacing w:before="0" w:after="0"/>
-              <w:ind w:hanging="0" w:left="0"/>
-              <w:jc w:val="left"/>
-              <w:rPr>
-                <w:rFonts w:ascii="Arial" w:hAnsi="Arial" w:eastAsia="Arial" w:cs="Arial"/>
-                <w:b w:val="false"/>
-                <w:i w:val="false"/>
-                <w:color w:val="auto"/>
-                <w:spacing w:val="0"/>
-                <w:w w:val="100"/>
-                <w:sz w:val="20"/>
-                <w:szCs w:val="20"/>
-                <w:lang w:val="ro-RO"/>
-              </w:rPr>
-            </w:pPr>
-            <w:r>
-              <w:rPr>
-                <w:rFonts w:eastAsia="Arial" w:cs="Arial" w:ascii="Arial" w:hAnsi="Arial"/>
-                <w:b w:val="false"/>
-                <w:i w:val="false"/>
-                <w:color w:val="auto"/>
-                <w:spacing w:val="0"/>
-                <w:w w:val="100"/>
-                <w:sz w:val="20"/>
-                <w:szCs w:val="20"/>
-                <w:lang w:val="ro-RO"/>
-              </w:rPr>
-              <w:t>HG 1051/2006, HG 1146/2006, HG 493/2006; HG 259/2022; IPSSM Art. 1 – 294; {{#modules}}{{citation}}; {{/modules}}Demonstrații practice privind activitățile desfășurate, echipamentele de muncă utilizate, utilizarea echipamentului individual de protecție, a mijloacelor de alarmare, intervenție, evacuare și de prim ajutor.</w:t>
-            </w:r>
-          </w:p>
-        </w:tc>
-      </w:tr>
-    </w:tbl>
     <w:p>
       <w:pPr>
         <w:pStyle w:val="Normal"/>
@@ -5508,7 +4940,7 @@
                 <w:szCs w:val="20"/>
                 <w:lang w:val="ro-RO"/>
               </w:rPr>
-              <w:t>H.G. 1051/ 2006, H.G. 1028/ 2006, H.G. 1146/ 2006, H.G. 493/ 2006, HG 259/2022</w:t>
+              <w:t xml:space="preserve">H.G. 1051/2006, H.G. 1028/2006, H.G. 1146/2006, H.G. 493/2006, H.G. 259/2022</w:t>
             </w:r>
           </w:p>
         </w:tc>
@@ -5791,7 +5223,7 @@
                 <w:szCs w:val="20"/>
                 <w:lang w:val="ro-RO"/>
               </w:rPr>
-              <w:t>IPSSM Art. 1 – 9</w:t>
+              <w:t xml:space="preserve">I.P.S.S.M. Art. 1 – 9</w:t>
             </w:r>
           </w:p>
         </w:tc>
@@ -5977,7 +5409,7 @@
                 <w:szCs w:val="20"/>
                 <w:lang w:val="ro-RO"/>
               </w:rPr>
-              <w:t>IPSSM Art. 10 – 43</w:t>
+              <w:t xml:space="preserve">I.P.S.S.M. Art. 10 – 43</w:t>
             </w:r>
           </w:p>
         </w:tc>
@@ -6163,7 +5595,7 @@
                 <w:szCs w:val="20"/>
                 <w:lang w:val="ro-RO"/>
               </w:rPr>
-              <w:t>IPSSM Art. 44 – 45</w:t>
+              <w:t xml:space="preserve">I.P.S.S.M. Art. 44 – 45</w:t>
             </w:r>
           </w:p>
         </w:tc>
@@ -6349,7 +5781,7 @@
                 <w:szCs w:val="20"/>
                 <w:lang w:val="ro-RO"/>
               </w:rPr>
-              <w:t>IPSSM Art. 46 – 55</w:t>
+              <w:t xml:space="preserve">I.P.S.S.M. Art. 46 – 55</w:t>
             </w:r>
           </w:p>
         </w:tc>
@@ -6535,7 +5967,7 @@
                 <w:szCs w:val="20"/>
                 <w:lang w:val="ro-RO"/>
               </w:rPr>
-              <w:t>IPSSM Art. 56 – 62</w:t>
+              <w:t xml:space="preserve">I.P.S.S.M. Art. 56 – 62</w:t>
             </w:r>
           </w:p>
         </w:tc>
@@ -6721,7 +6153,7 @@
                 <w:szCs w:val="20"/>
                 <w:lang w:val="ro-RO"/>
               </w:rPr>
-              <w:t>IPSSM Art. 63 – 100</w:t>
+              <w:t xml:space="preserve">I.P.S.S.M. Art. 63 – 100</w:t>
             </w:r>
           </w:p>
         </w:tc>
@@ -6907,7 +6339,7 @@
                 <w:szCs w:val="20"/>
                 <w:lang w:val="ro-RO"/>
               </w:rPr>
-              <w:t>IPSSM Art. 101 – 171</w:t>
+              <w:t xml:space="preserve">I.P.S.S.M. Art. 101 – 171</w:t>
             </w:r>
           </w:p>
         </w:tc>
@@ -7234,7 +6666,7 @@
                 <w:szCs w:val="20"/>
                 <w:lang w:val="ro-RO"/>
               </w:rPr>
-              <w:t>IPSSM Art. 172 – 191</w:t>
+              <w:t xml:space="preserve">I.P.S.S.M. Art. 172 – 191</w:t>
             </w:r>
           </w:p>
         </w:tc>
@@ -7279,7 +6711,7 @@
                 <w:szCs w:val="20"/>
                 <w:lang w:val="ro-RO"/>
               </w:rPr>
-              <w:t>Instrucțiuni proprii în domeniul securității și sănătății în muncă privind stingerea incendiilor, utilizarea mijloacelor de stingerea incendiilor, alarmare, intervenție, evacuarea lucrătorilor stingerea incendiilor și evacuarea lucrătorilor la nivelul locurilor de muncă și/ sau posturilor de lucru</w:t>
+              <w:t xml:space="preserve">Instrucțiuni proprii în domeniul securității și sănătății în muncă privind stingerea incendiilor, utilizarea mijloacelor de stingerea incendiilor, alarmare, intervenție, evacuarea lucrătorilor la nivelul locurilor de muncă și/ sau posturilor de lucru</w:t>
             </w:r>
           </w:p>
         </w:tc>
@@ -7420,7 +6852,7 @@
                 <w:szCs w:val="20"/>
                 <w:lang w:val="ro-RO"/>
               </w:rPr>
-              <w:t>IPSSM Art. 192 – 209</w:t>
+              <w:t xml:space="preserve">I.P.S.S.M. Art. 192 – 209</w:t>
             </w:r>
           </w:p>
         </w:tc>
@@ -7465,7 +6897,7 @@
                 <w:szCs w:val="20"/>
                 <w:lang w:val="ro-RO"/>
               </w:rPr>
-              <w:t>Instrucțiuni proprii în domeniul securității și sănătății în muncă privind acordare materialelor igienico-sanitare și a alimentației de protecție, măsuri privind condițiilor de mediu necesitate și a restricțiilor care se impun pentru repartizarea personalului la locul de muncă, dimensionarea sarcinii de muncă și repartizarea acesteia</w:t>
+              <w:t xml:space="preserve">Instrucțiuni proprii în domeniul securității și sănătății în muncă privind acordarea materialelor igienico-sanitare și a alimentației de protecție, măsuri privind condițiile de mediu necesare și restricțiile care se impun pentru repartizarea personalului la locul de muncă, dimensionarea sarcinii de muncă și repartizarea acesteia</w:t>
             </w:r>
           </w:p>
         </w:tc>
@@ -7606,7 +7038,7 @@
                 <w:szCs w:val="20"/>
                 <w:lang w:val="ro-RO"/>
               </w:rPr>
-              <w:t>IPSSM Art. 210 – 240</w:t>
+              <w:t xml:space="preserve">I.P.S.S.M. Art. 210 – 240</w:t>
             </w:r>
           </w:p>
         </w:tc>
@@ -7792,7 +7224,7 @@
                 <w:szCs w:val="20"/>
                 <w:lang w:val="ro-RO"/>
               </w:rPr>
-              <w:t>IPSSM Art. 241 – 260</w:t>
+              <w:t xml:space="preserve">I.P.S.S.M. Art. 241 – 260</w:t>
             </w:r>
           </w:p>
         </w:tc>
@@ -7978,7 +7410,7 @@
                 <w:szCs w:val="20"/>
                 <w:lang w:val="ro-RO"/>
               </w:rPr>
-              <w:t>IPSSM Art. 261 – 294</w:t>
+              <w:t xml:space="preserve">I.P.S.S.M. Art. 261 – 294</w:t>
             </w:r>
           </w:p>
         </w:tc>
@@ -9328,15 +8760,16 @@
     <w:p>
       <w:pPr>
         <w:pStyle w:val="Normal"/>
-        <w:keepNext w:val="true"/>
+        <w:keepNext/>
+        <w:keepLines/>
         <w:widowControl/>
         <w:spacing w:before="240" w:after="120"/>
-        <w:ind w:hanging="0"/>
+        <w:ind w:left="0" w:hanging="0"/>
         <w:jc w:val="left"/>
         <w:rPr>
           <w:rFonts w:ascii="Arial" w:hAnsi="Arial" w:cs="Arial"/>
-          <w:sz w:val="10"/>
-          <w:szCs w:val="10"/>
+          <w:sz w:val="20"/>
+          <w:szCs w:val="20"/>
           <w:lang w:val="ro-RO"/>
         </w:rPr>
       </w:pPr>
@@ -9345,6 +8778,60 @@
           <w:rFonts w:eastAsia="Arial" w:cs="Arial" w:ascii="Arial" w:hAnsi="Arial"/>
           <w:b/>
           <w:color w:val="auto"/>
+          <w:sz w:val="20"/>
+          <w:szCs w:val="20"/>
+          <w:lang w:val="ro-RO"/>
+        </w:rPr>
+        <w:t xml:space="preserve">{{name}}</w:t>
+      </w:r>
+      <w:r>
+        <w:br/>
+      </w:r>
+      <w:r>
+        <w:rPr>
+          <w:rFonts w:eastAsia="Arial" w:cs="Arial" w:ascii="Arial" w:hAnsi="Arial"/>
+          <w:b/>
+          <w:color w:val="auto"/>
+          <w:sz w:val="20"/>
+          <w:szCs w:val="20"/>
+          <w:lang w:val="ro-RO"/>
+        </w:rPr>
+        <w:t xml:space="preserve">LOCUL DE MUNCĂ: </w:t>
+      </w:r>
+      <w:r>
+        <w:rPr>
+          <w:rFonts w:eastAsia="Arial" w:cs="Arial" w:ascii="Arial" w:hAnsi="Arial"/>
+          <w:b w:val="false"/>
+          <w:i w:val="false"/>
+          <w:color w:val="auto"/>
+          <w:spacing w:val="0"/>
+          <w:w w:val="100"/>
+          <w:sz w:val="20"/>
+          <w:szCs w:val="20"/>
+          <w:lang w:val="ro-RO"/>
+        </w:rPr>
+        <w:t>{{client.legalName}}</w:t>
+      </w:r>
+      <w:r>
+        <w:br/>
+      </w:r>
+      <w:r>
+        <w:rPr>
+          <w:rFonts w:eastAsia="Arial" w:cs="Arial" w:ascii="Arial" w:hAnsi="Arial"/>
+          <w:b/>
+          <w:color w:val="auto"/>
+          <w:sz w:val="20"/>
+          <w:szCs w:val="20"/>
+          <w:lang w:val="ro-RO"/>
+        </w:rPr>
+        <w:t xml:space="preserve">FUNCȚIA: </w:t>
+      </w:r>
+      <w:r>
+        <w:rPr>
+          <w:rFonts w:eastAsia="Arial" w:cs="Arial" w:ascii="Arial" w:hAnsi="Arial"/>
+          <w:b w:val="false"/>
+          <w:i w:val="false"/>
+          <w:color w:val="auto"/>
           <w:spacing w:val="0"/>
           <w:w w:val="100"/>
           <w:sz w:val="20"/>
@@ -9352,6 +8839,62 @@
           <w:lang w:val="ro-RO"/>
         </w:rPr>
         <w:t>{{name}}</w:t>
+      </w:r>
+      <w:r>
+        <w:br/>
+      </w:r>
+      <w:r>
+        <w:rPr>
+          <w:rFonts w:eastAsia="Arial" w:cs="Arial" w:ascii="Arial" w:hAnsi="Arial"/>
+          <w:b/>
+          <w:color w:val="auto"/>
+          <w:sz w:val="20"/>
+          <w:szCs w:val="20"/>
+          <w:lang w:val="ro-RO"/>
+        </w:rPr>
+        <w:t xml:space="preserve">CINE EFECTUEAZĂ INSTRUIREA – ȘEF DIRECT DE LOC DE MUNCĂ: </w:t>
+      </w:r>
+      <w:r>
+        <w:rPr>
+          <w:rFonts w:eastAsia="Arial" w:cs="Arial" w:ascii="Arial" w:hAnsi="Arial"/>
+          <w:b w:val="false"/>
+          <w:i w:val="false"/>
+          <w:color w:val="auto"/>
+          <w:spacing w:val="0"/>
+          <w:w w:val="100"/>
+          <w:sz w:val="20"/>
+          <w:szCs w:val="20"/>
+          <w:lang w:val="ro-RO"/>
+        </w:rPr>
+        <w:t>{{trainer}}</w:t>
+      </w:r>
+      <w:r>
+        <w:br/>
+      </w:r>
+      <w:r>
+        <w:rPr>
+          <w:rFonts w:eastAsia="Arial" w:cs="Arial" w:ascii="Arial" w:hAnsi="Arial"/>
+          <w:b/>
+          <w:color w:val="auto"/>
+          <w:sz w:val="20"/>
+          <w:szCs w:val="20"/>
+          <w:lang w:val="ro-RO"/>
+        </w:rPr>
+        <w:t xml:space="preserve">PERIODICITATE: </w:t>
+      </w:r>
+      <w:r>
+        <w:rPr>
+          <w:rFonts w:eastAsia="Arial" w:cs="Arial" w:ascii="Arial" w:hAnsi="Arial"/>
+          <w:b w:val="false"/>
+          <w:i w:val="false"/>
+          <w:color w:val="auto"/>
+          <w:spacing w:val="0"/>
+          <w:w w:val="100"/>
+          <w:sz w:val="20"/>
+          <w:szCs w:val="20"/>
+          <w:lang w:val="ro-RO"/>
+        </w:rPr>
+        <w:t>{{intervalLabel}}</w:t>
       </w:r>
     </w:p>
     <w:tbl>
@@ -9369,18 +8912,17 @@
       </w:tblPr>
       <w:tblGrid>
         <w:gridCol w:w="1700"/>
-        <w:gridCol w:w="1417"/>
-        <w:gridCol w:w="4537"/>
+        <w:gridCol w:w="5954"/>
         <w:gridCol w:w="1701"/>
       </w:tblGrid>
       <w:tr>
         <w:trPr>
           <w:cantSplit/>
+          <w:tblHeader/>
         </w:trPr>
         <w:tc>
           <w:tcPr>
-            <w:tcW w:w="3117" w:type="dxa"/>
-            <w:gridSpan w:val="2"/>
+            <w:tcW w:w="1700" w:type="dxa"/>
             <w:tcBorders>
               <w:top w:val="single" w:sz="4" w:space="0" w:color="000000"/>
               <w:left w:val="single" w:sz="4" w:space="0" w:color="000000"/>
@@ -9390,12 +8932,12 @@
           </w:tcPr>
           <w:p>
             <w:pPr>
-              <w:pStyle w:val="TableHeading"/>
+              <w:pStyle w:val="TableContents"/>
               <w:keepNext w:val="true"/>
               <w:widowControl/>
               <w:spacing w:before="0" w:after="0"/>
               <w:ind w:hanging="0" w:left="0"/>
-              <w:jc w:val="left"/>
+              <w:jc w:val="center"/>
               <w:rPr>
                 <w:rFonts w:ascii="Arial" w:hAnsi="Arial" w:eastAsia="Arial" w:cs="Arial"/>
                 <w:b/>
@@ -9420,55 +8962,100 @@
                 <w:szCs w:val="20"/>
                 <w:lang w:val="ro-RO"/>
               </w:rPr>
-              <w:t>LOCUL DE MUNCĂ:</w:t>
-            </w:r>
-          </w:p>
-        </w:tc>
-        <w:tc>
-          <w:tcPr>
-            <w:tcW w:w="6238" w:type="dxa"/>
-            <w:gridSpan w:val="2"/>
+              <w:t>Lunile anului</w:t>
+            </w:r>
+          </w:p>
+        </w:tc>
+        <w:tc>
+          <w:tcPr>
+            <w:tcW w:w="5954" w:type="dxa"/>
             <w:tcBorders>
               <w:top w:val="single" w:sz="4" w:space="0" w:color="000000"/>
               <w:left w:val="single" w:sz="4" w:space="0" w:color="000000"/>
               <w:bottom w:val="single" w:sz="4" w:space="0" w:color="000000"/>
+            </w:tcBorders>
+            <w:vAlign w:val="center"/>
+          </w:tcPr>
+          <w:p>
+            <w:pPr>
+              <w:pStyle w:val="TableContents"/>
+              <w:keepNext w:val="false"/>
+              <w:widowControl/>
+              <w:spacing w:before="0" w:after="0"/>
+              <w:ind w:hanging="0" w:left="0"/>
+              <w:jc w:val="center"/>
+              <w:rPr>
+                <w:rFonts w:ascii="Arial" w:hAnsi="Arial" w:eastAsia="Arial" w:cs="Arial"/>
+                <w:b/>
+                <w:i w:val="false"/>
+                <w:color w:val="auto"/>
+                <w:spacing w:val="0"/>
+                <w:w w:val="100"/>
+                <w:sz w:val="20"/>
+                <w:szCs w:val="20"/>
+                <w:lang w:val="ro-RO"/>
+              </w:rPr>
+            </w:pPr>
+            <w:r>
+              <w:rPr>
+                <w:rFonts w:eastAsia="Arial" w:cs="Arial" w:ascii="Arial" w:hAnsi="Arial"/>
+                <w:b/>
+                <w:i w:val="false"/>
+                <w:color w:val="auto"/>
+                <w:spacing w:val="0"/>
+                <w:w w:val="100"/>
+                <w:sz w:val="20"/>
+                <w:szCs w:val="20"/>
+                <w:lang w:val="ro-RO"/>
+              </w:rPr>
+              <w:t>Conținutul materialului de instruire</w:t>
+            </w:r>
+          </w:p>
+        </w:tc>
+        <w:tc>
+          <w:tcPr>
+            <w:tcW w:w="1701" w:type="dxa"/>
+            <w:tcBorders>
+              <w:top w:val="single" w:sz="4" w:space="0" w:color="000000"/>
+              <w:left w:val="single" w:sz="4" w:space="0" w:color="000000"/>
+              <w:bottom w:val="single" w:sz="4" w:space="0" w:color="000000"/>
               <w:right w:val="single" w:sz="4" w:space="0" w:color="000000"/>
             </w:tcBorders>
             <w:vAlign w:val="center"/>
           </w:tcPr>
           <w:p>
             <w:pPr>
-              <w:pStyle w:val="TableHeading"/>
-              <w:keepNext w:val="false"/>
-              <w:widowControl/>
-              <w:spacing w:before="0" w:after="0"/>
-              <w:ind w:hanging="0" w:left="0"/>
-              <w:jc w:val="left"/>
-              <w:rPr>
-                <w:rFonts w:ascii="Arial" w:hAnsi="Arial" w:eastAsia="Arial" w:cs="Arial"/>
-                <w:b w:val="false"/>
-                <w:i w:val="false"/>
-                <w:color w:val="auto"/>
-                <w:spacing w:val="0"/>
-                <w:w w:val="100"/>
-                <w:sz w:val="20"/>
-                <w:szCs w:val="20"/>
-                <w:lang w:val="ro-RO"/>
-              </w:rPr>
-            </w:pPr>
-            <w:r>
-              <w:rPr>
-                <w:rFonts w:eastAsia="Arial" w:cs="Arial" w:ascii="Arial" w:hAnsi="Arial"/>
-                <w:b w:val="false"/>
-                <w:i w:val="false"/>
-                <w:color w:val="auto"/>
-                <w:spacing w:val="0"/>
-                <w:w w:val="100"/>
-                <w:sz w:val="20"/>
-                <w:szCs w:val="20"/>
-                <w:lang w:val="ro-RO"/>
-              </w:rPr>
-              <w:t>{{client.legalName}}</w:t>
+              <w:pStyle w:val="TableContents"/>
+              <w:keepNext w:val="false"/>
+              <w:widowControl/>
+              <w:spacing w:before="0" w:after="0"/>
+              <w:ind w:hanging="0" w:left="0"/>
+              <w:jc w:val="center"/>
+              <w:rPr>
+                <w:rFonts w:ascii="Arial" w:hAnsi="Arial" w:eastAsia="Arial" w:cs="Arial"/>
+                <w:b/>
+                <w:i w:val="false"/>
+                <w:color w:val="auto"/>
+                <w:spacing w:val="0"/>
+                <w:w w:val="100"/>
+                <w:sz w:val="20"/>
+                <w:szCs w:val="20"/>
+                <w:lang w:val="ro-RO"/>
+              </w:rPr>
+            </w:pPr>
+            <w:r>
+              <w:rPr>
+                <w:rFonts w:eastAsia="Arial" w:cs="Arial" w:ascii="Arial" w:hAnsi="Arial"/>
+                <w:b/>
+                <w:i w:val="false"/>
+                <w:color w:val="auto"/>
+                <w:spacing w:val="0"/>
+                <w:w w:val="100"/>
+                <w:sz w:val="20"/>
+                <w:szCs w:val="20"/>
+                <w:lang w:val="ro-RO"/>
+              </w:rPr>
+              <w:t>Planul de desfășurare</w:t>
             </w:r>
           </w:p>
         </w:tc>
@@ -9479,300 +9066,6 @@
         </w:trPr>
         <w:tc>
           <w:tcPr>
-            <w:tcW w:w="3117" w:type="dxa"/>
-            <w:gridSpan w:val="2"/>
-            <w:tcBorders>
-              <w:left w:val="single" w:sz="4" w:space="0" w:color="000000"/>
-              <w:bottom w:val="single" w:sz="4" w:space="0" w:color="000000"/>
-            </w:tcBorders>
-            <w:vAlign w:val="center"/>
-          </w:tcPr>
-          <w:p>
-            <w:pPr>
-              <w:pStyle w:val="TableContents"/>
-              <w:keepNext w:val="true"/>
-              <w:widowControl/>
-              <w:spacing w:before="0" w:after="0"/>
-              <w:ind w:hanging="0" w:left="0"/>
-              <w:jc w:val="left"/>
-              <w:rPr>
-                <w:rFonts w:ascii="Arial" w:hAnsi="Arial" w:eastAsia="Arial" w:cs="Arial"/>
-                <w:b/>
-                <w:i w:val="false"/>
-                <w:color w:val="auto"/>
-                <w:spacing w:val="0"/>
-                <w:w w:val="100"/>
-                <w:sz w:val="20"/>
-                <w:szCs w:val="20"/>
-                <w:lang w:val="ro-RO"/>
-              </w:rPr>
-            </w:pPr>
-            <w:r>
-              <w:rPr>
-                <w:rFonts w:eastAsia="Arial" w:cs="Arial" w:ascii="Arial" w:hAnsi="Arial"/>
-                <w:b/>
-                <w:i w:val="false"/>
-                <w:color w:val="auto"/>
-                <w:spacing w:val="0"/>
-                <w:w w:val="100"/>
-                <w:sz w:val="20"/>
-                <w:szCs w:val="20"/>
-                <w:lang w:val="ro-RO"/>
-              </w:rPr>
-              <w:t>FUNCȚIA:</w:t>
-            </w:r>
-          </w:p>
-        </w:tc>
-        <w:tc>
-          <w:tcPr>
-            <w:tcW w:w="6238" w:type="dxa"/>
-            <w:gridSpan w:val="2"/>
-            <w:tcBorders>
-              <w:left w:val="single" w:sz="4" w:space="0" w:color="000000"/>
-              <w:bottom w:val="single" w:sz="4" w:space="0" w:color="000000"/>
-              <w:right w:val="single" w:sz="4" w:space="0" w:color="000000"/>
-            </w:tcBorders>
-            <w:vAlign w:val="center"/>
-          </w:tcPr>
-          <w:p>
-            <w:pPr>
-              <w:pStyle w:val="TableContents"/>
-              <w:keepNext w:val="false"/>
-              <w:widowControl/>
-              <w:spacing w:before="0" w:after="0"/>
-              <w:ind w:hanging="0" w:left="0"/>
-              <w:jc w:val="left"/>
-              <w:rPr>
-                <w:rFonts w:ascii="Arial" w:hAnsi="Arial" w:eastAsia="Arial" w:cs="Arial"/>
-                <w:b w:val="false"/>
-                <w:i w:val="false"/>
-                <w:color w:val="auto"/>
-                <w:spacing w:val="0"/>
-                <w:w w:val="100"/>
-                <w:sz w:val="20"/>
-                <w:szCs w:val="20"/>
-                <w:lang w:val="ro-RO"/>
-              </w:rPr>
-            </w:pPr>
-            <w:r>
-              <w:rPr>
-                <w:rFonts w:eastAsia="Arial" w:cs="Arial" w:ascii="Arial" w:hAnsi="Arial"/>
-                <w:b w:val="false"/>
-                <w:i w:val="false"/>
-                <w:color w:val="auto"/>
-                <w:spacing w:val="0"/>
-                <w:w w:val="100"/>
-                <w:sz w:val="20"/>
-                <w:szCs w:val="20"/>
-                <w:lang w:val="ro-RO"/>
-              </w:rPr>
-              <w:t>{{name}}</w:t>
-            </w:r>
-          </w:p>
-        </w:tc>
-      </w:tr>
-      <w:tr>
-        <w:trPr>
-          <w:cantSplit/>
-        </w:trPr>
-        <w:tc>
-          <w:tcPr>
-            <w:tcW w:w="3117" w:type="dxa"/>
-            <w:gridSpan w:val="2"/>
-            <w:tcBorders>
-              <w:left w:val="single" w:sz="4" w:space="0" w:color="000000"/>
-              <w:bottom w:val="single" w:sz="4" w:space="0" w:color="000000"/>
-            </w:tcBorders>
-            <w:vAlign w:val="center"/>
-          </w:tcPr>
-          <w:p>
-            <w:pPr>
-              <w:pStyle w:val="TableContents"/>
-              <w:keepNext w:val="true"/>
-              <w:widowControl/>
-              <w:spacing w:before="0" w:after="0"/>
-              <w:ind w:hanging="0" w:left="0"/>
-              <w:jc w:val="left"/>
-              <w:rPr>
-                <w:rFonts w:ascii="Arial" w:hAnsi="Arial" w:eastAsia="Arial" w:cs="Arial"/>
-                <w:b/>
-                <w:i w:val="false"/>
-                <w:color w:val="auto"/>
-                <w:spacing w:val="0"/>
-                <w:w w:val="100"/>
-                <w:sz w:val="20"/>
-                <w:szCs w:val="20"/>
-                <w:lang w:val="ro-RO"/>
-              </w:rPr>
-            </w:pPr>
-            <w:r>
-              <w:rPr>
-                <w:rFonts w:eastAsia="Arial" w:cs="Arial" w:ascii="Arial" w:hAnsi="Arial"/>
-                <w:b/>
-                <w:i w:val="false"/>
-                <w:color w:val="auto"/>
-                <w:spacing w:val="0"/>
-                <w:w w:val="100"/>
-                <w:sz w:val="20"/>
-                <w:szCs w:val="20"/>
-                <w:lang w:val="ro-RO"/>
-              </w:rPr>
-              <w:t>CINE EFECTUEAZĂ INSTRUIREA – ȘEF DIRECT DE LOC DE MUNCĂ:</w:t>
-            </w:r>
-          </w:p>
-        </w:tc>
-        <w:tc>
-          <w:tcPr>
-            <w:tcW w:w="6238" w:type="dxa"/>
-            <w:gridSpan w:val="2"/>
-            <w:tcBorders>
-              <w:left w:val="single" w:sz="4" w:space="0" w:color="000000"/>
-              <w:bottom w:val="single" w:sz="4" w:space="0" w:color="000000"/>
-              <w:right w:val="single" w:sz="4" w:space="0" w:color="000000"/>
-            </w:tcBorders>
-            <w:vAlign w:val="center"/>
-          </w:tcPr>
-          <w:p>
-            <w:pPr>
-              <w:pStyle w:val="TableContents"/>
-              <w:keepNext w:val="false"/>
-              <w:widowControl/>
-              <w:spacing w:before="0" w:after="0"/>
-              <w:ind w:hanging="0" w:left="0"/>
-              <w:jc w:val="left"/>
-              <w:rPr>
-                <w:rFonts w:ascii="Arial" w:hAnsi="Arial" w:eastAsia="Arial" w:cs="Arial"/>
-                <w:b w:val="false"/>
-                <w:i w:val="false"/>
-                <w:color w:val="auto"/>
-                <w:spacing w:val="0"/>
-                <w:w w:val="100"/>
-                <w:sz w:val="20"/>
-                <w:szCs w:val="20"/>
-                <w:lang w:val="ro-RO"/>
-              </w:rPr>
-            </w:pPr>
-            <w:r>
-              <w:rPr>
-                <w:rFonts w:eastAsia="Arial" w:cs="Arial" w:ascii="Arial" w:hAnsi="Arial"/>
-                <w:b w:val="false"/>
-                <w:i w:val="false"/>
-                <w:color w:val="auto"/>
-                <w:spacing w:val="0"/>
-                <w:w w:val="100"/>
-                <w:sz w:val="20"/>
-                <w:szCs w:val="20"/>
-                <w:lang w:val="ro-RO"/>
-              </w:rPr>
-              <w:t>{{trainer}}</w:t>
-            </w:r>
-          </w:p>
-        </w:tc>
-      </w:tr>
-      <w:tr>
-        <w:trPr>
-          <w:cantSplit/>
-        </w:trPr>
-        <w:tc>
-          <w:tcPr>
-            <w:tcW w:w="3117" w:type="dxa"/>
-            <w:gridSpan w:val="2"/>
-            <w:tcBorders>
-              <w:left w:val="single" w:sz="4" w:space="0" w:color="000000"/>
-              <w:bottom w:val="single" w:sz="4" w:space="0" w:color="000000"/>
-            </w:tcBorders>
-            <w:vAlign w:val="center"/>
-          </w:tcPr>
-          <w:p>
-            <w:pPr>
-              <w:pStyle w:val="TableContents"/>
-              <w:keepNext w:val="true"/>
-              <w:widowControl/>
-              <w:spacing w:before="0" w:after="0"/>
-              <w:ind w:hanging="0" w:left="0"/>
-              <w:jc w:val="left"/>
-              <w:rPr>
-                <w:rFonts w:ascii="Arial" w:hAnsi="Arial" w:eastAsia="Arial" w:cs="Arial"/>
-                <w:b/>
-                <w:i w:val="false"/>
-                <w:color w:val="auto"/>
-                <w:spacing w:val="0"/>
-                <w:w w:val="100"/>
-                <w:sz w:val="20"/>
-                <w:szCs w:val="20"/>
-                <w:lang w:val="ro-RO"/>
-              </w:rPr>
-            </w:pPr>
-            <w:r>
-              <w:rPr>
-                <w:rFonts w:eastAsia="Arial" w:cs="Arial" w:ascii="Arial" w:hAnsi="Arial"/>
-                <w:b/>
-                <w:i w:val="false"/>
-                <w:color w:val="auto"/>
-                <w:spacing w:val="0"/>
-                <w:w w:val="100"/>
-                <w:sz w:val="20"/>
-                <w:szCs w:val="20"/>
-                <w:lang w:val="ro-RO"/>
-              </w:rPr>
-              <w:t>PERIODICITATE:</w:t>
-            </w:r>
-          </w:p>
-        </w:tc>
-        <w:tc>
-          <w:tcPr>
-            <w:tcW w:w="6238" w:type="dxa"/>
-            <w:gridSpan w:val="2"/>
-            <w:tcBorders>
-              <w:left w:val="single" w:sz="4" w:space="0" w:color="000000"/>
-              <w:bottom w:val="single" w:sz="4" w:space="0" w:color="000000"/>
-              <w:right w:val="single" w:sz="4" w:space="0" w:color="000000"/>
-            </w:tcBorders>
-            <w:vAlign w:val="center"/>
-          </w:tcPr>
-          <w:p>
-            <w:pPr>
-              <w:pStyle w:val="TableContents"/>
-              <w:keepNext w:val="false"/>
-              <w:widowControl/>
-              <w:spacing w:before="0" w:after="0"/>
-              <w:ind w:hanging="0" w:left="0"/>
-              <w:jc w:val="left"/>
-              <w:rPr>
-                <w:rFonts w:ascii="Arial" w:hAnsi="Arial" w:eastAsia="Arial" w:cs="Arial"/>
-                <w:b w:val="false"/>
-                <w:i w:val="false"/>
-                <w:color w:val="auto"/>
-                <w:spacing w:val="0"/>
-                <w:w w:val="100"/>
-                <w:sz w:val="20"/>
-                <w:szCs w:val="20"/>
-                <w:lang w:val="ro-RO"/>
-              </w:rPr>
-            </w:pPr>
-            <w:r>
-              <w:rPr>
-                <w:rFonts w:eastAsia="Arial" w:cs="Arial" w:ascii="Arial" w:hAnsi="Arial"/>
-                <w:b w:val="false"/>
-                <w:i w:val="false"/>
-                <w:color w:val="auto"/>
-                <w:spacing w:val="0"/>
-                <w:w w:val="100"/>
-                <w:sz w:val="20"/>
-                <w:szCs w:val="20"/>
-                <w:lang w:val="ro-RO"/>
-              </w:rPr>
-              <w:t>{{intervalLabel}}</w:t>
-            </w:r>
-          </w:p>
-        </w:tc>
-      </w:tr>
-      <w:tr>
-        <w:trPr>
-          <w:cantSplit/>
-        </w:trPr>
-        <w:tc>
-          <w:tcPr>
             <w:tcW w:w="1700" w:type="dxa"/>
             <w:tcBorders>
               <w:left w:val="single" w:sz="4" w:space="0" w:color="000000"/>
@@ -9783,185 +9076,42 @@
           <w:p>
             <w:pPr>
               <w:pStyle w:val="TableContents"/>
-              <w:keepNext w:val="true"/>
+              <w:keepNext w:val="false"/>
               <w:widowControl/>
               <w:spacing w:before="0" w:after="0"/>
               <w:ind w:hanging="0" w:left="0"/>
               <w:jc w:val="center"/>
               <w:rPr>
                 <w:rFonts w:ascii="Arial" w:hAnsi="Arial" w:eastAsia="Arial" w:cs="Arial"/>
-                <w:b/>
-                <w:i w:val="false"/>
-                <w:color w:val="auto"/>
-                <w:spacing w:val="0"/>
-                <w:w w:val="100"/>
-                <w:sz w:val="20"/>
-                <w:szCs w:val="20"/>
-                <w:lang w:val="ro-RO"/>
-              </w:rPr>
-            </w:pPr>
-            <w:r>
-              <w:rPr>
-                <w:rFonts w:eastAsia="Arial" w:cs="Arial" w:ascii="Arial" w:hAnsi="Arial"/>
-                <w:b/>
-                <w:i w:val="false"/>
-                <w:color w:val="auto"/>
-                <w:spacing w:val="0"/>
-                <w:w w:val="100"/>
-                <w:sz w:val="20"/>
-                <w:szCs w:val="20"/>
-                <w:lang w:val="ro-RO"/>
-              </w:rPr>
-              <w:t>Lunile anului</w:t>
+                <w:b w:val="false"/>
+                <w:i w:val="false"/>
+                <w:color w:val="auto"/>
+                <w:spacing w:val="0"/>
+                <w:w w:val="100"/>
+                <w:sz w:val="20"/>
+                <w:szCs w:val="20"/>
+                <w:lang w:val="ro-RO"/>
+              </w:rPr>
+            </w:pPr>
+            <w:r>
+              <w:rPr>
+                <w:rFonts w:eastAsia="Arial" w:cs="Arial" w:ascii="Arial" w:hAnsi="Arial"/>
+                <w:b w:val="false"/>
+                <w:i w:val="false"/>
+                <w:color w:val="auto"/>
+                <w:spacing w:val="0"/>
+                <w:w w:val="100"/>
+                <w:sz w:val="20"/>
+                <w:szCs w:val="20"/>
+                <w:lang w:val="ro-RO"/>
+              </w:rPr>
+              <w:t>{{#sessions}}{{month}}</w:t>
             </w:r>
           </w:p>
         </w:tc>
         <w:tc>
           <w:tcPr>
             <w:tcW w:w="5954" w:type="dxa"/>
-            <w:gridSpan w:val="2"/>
-            <w:tcBorders>
-              <w:left w:val="single" w:sz="4" w:space="0" w:color="000000"/>
-              <w:bottom w:val="single" w:sz="4" w:space="0" w:color="000000"/>
-            </w:tcBorders>
-            <w:vAlign w:val="center"/>
-          </w:tcPr>
-          <w:p>
-            <w:pPr>
-              <w:pStyle w:val="TableContents"/>
-              <w:keepNext w:val="false"/>
-              <w:widowControl/>
-              <w:spacing w:before="0" w:after="0"/>
-              <w:ind w:hanging="0" w:left="0"/>
-              <w:jc w:val="center"/>
-              <w:rPr>
-                <w:rFonts w:ascii="Arial" w:hAnsi="Arial" w:eastAsia="Arial" w:cs="Arial"/>
-                <w:b/>
-                <w:i w:val="false"/>
-                <w:color w:val="auto"/>
-                <w:spacing w:val="0"/>
-                <w:w w:val="100"/>
-                <w:sz w:val="20"/>
-                <w:szCs w:val="20"/>
-                <w:lang w:val="ro-RO"/>
-              </w:rPr>
-            </w:pPr>
-            <w:r>
-              <w:rPr>
-                <w:rFonts w:eastAsia="Arial" w:cs="Arial" w:ascii="Arial" w:hAnsi="Arial"/>
-                <w:b/>
-                <w:i w:val="false"/>
-                <w:color w:val="auto"/>
-                <w:spacing w:val="0"/>
-                <w:w w:val="100"/>
-                <w:sz w:val="20"/>
-                <w:szCs w:val="20"/>
-                <w:lang w:val="ro-RO"/>
-              </w:rPr>
-              <w:t>Conținutul materialului de instruire</w:t>
-            </w:r>
-          </w:p>
-        </w:tc>
-        <w:tc>
-          <w:tcPr>
-            <w:tcW w:w="1701" w:type="dxa"/>
-            <w:tcBorders>
-              <w:left w:val="single" w:sz="4" w:space="0" w:color="000000"/>
-              <w:bottom w:val="single" w:sz="4" w:space="0" w:color="000000"/>
-              <w:right w:val="single" w:sz="4" w:space="0" w:color="000000"/>
-            </w:tcBorders>
-            <w:vAlign w:val="center"/>
-          </w:tcPr>
-          <w:p>
-            <w:pPr>
-              <w:pStyle w:val="TableContents"/>
-              <w:keepNext w:val="false"/>
-              <w:widowControl/>
-              <w:spacing w:before="0" w:after="0"/>
-              <w:ind w:hanging="0" w:left="0"/>
-              <w:jc w:val="center"/>
-              <w:rPr>
-                <w:rFonts w:ascii="Arial" w:hAnsi="Arial" w:eastAsia="Arial" w:cs="Arial"/>
-                <w:b/>
-                <w:i w:val="false"/>
-                <w:color w:val="auto"/>
-                <w:spacing w:val="0"/>
-                <w:w w:val="100"/>
-                <w:sz w:val="20"/>
-                <w:szCs w:val="20"/>
-                <w:lang w:val="ro-RO"/>
-              </w:rPr>
-            </w:pPr>
-            <w:r>
-              <w:rPr>
-                <w:rFonts w:eastAsia="Arial" w:cs="Arial" w:ascii="Arial" w:hAnsi="Arial"/>
-                <w:b/>
-                <w:i w:val="false"/>
-                <w:color w:val="auto"/>
-                <w:spacing w:val="0"/>
-                <w:w w:val="100"/>
-                <w:sz w:val="20"/>
-                <w:szCs w:val="20"/>
-                <w:lang w:val="ro-RO"/>
-              </w:rPr>
-              <w:t>Planul de desfășurare</w:t>
-            </w:r>
-          </w:p>
-        </w:tc>
-      </w:tr>
-      <w:tr>
-        <w:trPr>
-          <w:cantSplit/>
-        </w:trPr>
-        <w:tc>
-          <w:tcPr>
-            <w:tcW w:w="1700" w:type="dxa"/>
-            <w:tcBorders>
-              <w:left w:val="single" w:sz="4" w:space="0" w:color="000000"/>
-              <w:bottom w:val="single" w:sz="4" w:space="0" w:color="000000"/>
-            </w:tcBorders>
-            <w:vAlign w:val="center"/>
-          </w:tcPr>
-          <w:p>
-            <w:pPr>
-              <w:pStyle w:val="TableContents"/>
-              <w:keepNext w:val="false"/>
-              <w:widowControl/>
-              <w:spacing w:before="0" w:after="0"/>
-              <w:ind w:hanging="0" w:left="0"/>
-              <w:jc w:val="center"/>
-              <w:rPr>
-                <w:rFonts w:ascii="Arial" w:hAnsi="Arial" w:eastAsia="Arial" w:cs="Arial"/>
-                <w:b w:val="false"/>
-                <w:i w:val="false"/>
-                <w:color w:val="auto"/>
-                <w:spacing w:val="0"/>
-                <w:w w:val="100"/>
-                <w:sz w:val="20"/>
-                <w:szCs w:val="20"/>
-                <w:lang w:val="ro-RO"/>
-              </w:rPr>
-            </w:pPr>
-            <w:r>
-              <w:rPr>
-                <w:rFonts w:eastAsia="Arial" w:cs="Arial" w:ascii="Arial" w:hAnsi="Arial"/>
-                <w:b w:val="false"/>
-                <w:i w:val="false"/>
-                <w:color w:val="auto"/>
-                <w:spacing w:val="0"/>
-                <w:w w:val="100"/>
-                <w:sz w:val="20"/>
-                <w:szCs w:val="20"/>
-                <w:lang w:val="ro-RO"/>
-              </w:rPr>
-              <w:t>{{#sessions}}{{month}}</w:t>
-            </w:r>
-          </w:p>
-        </w:tc>
-        <w:tc>
-          <w:tcPr>
-            <w:tcW w:w="5954" w:type="dxa"/>
-            <w:gridSpan w:val="2"/>
             <w:tcBorders>
               <w:left w:val="single" w:sz="4" w:space="0" w:color="000000"/>
               <w:bottom w:val="single" w:sz="4" w:space="0" w:color="000000"/>

--- a/packages/document-engine/templates/4.2_training_themes.docx
+++ b/packages/document-engine/templates/4.2_training_themes.docx
@@ -4380,7 +4380,7 @@
           <w:szCs w:val="20"/>
           <w:lang w:val="ro-RO"/>
         </w:rPr>
-        <w:t>{{client.legalName}}</w:t>
+        <w:t xml:space="preserve">{{client.legalName}}</w:t>
       </w:r>
       <w:r>
         <w:br/>
@@ -4408,7 +4408,7 @@
           <w:szCs w:val="20"/>
           <w:lang w:val="ro-RO"/>
         </w:rPr>
-        <w:t>{{name}}</w:t>
+        <w:t xml:space="preserve">{{name}}</w:t>
       </w:r>
       <w:r>
         <w:br/>
@@ -4422,7 +4422,7 @@
           <w:szCs w:val="20"/>
           <w:lang w:val="ro-RO"/>
         </w:rPr>
-        <w:t xml:space="preserve">CINE EFECTUEAZĂ INSTRUIREA – ȘEF DIRECT DE LOC DE MUNCĂ: </w:t>
+        <w:t xml:space="preserve">CINE EFECTUEAZĂ INSTRUIREA: </w:t>
       </w:r>
       <w:r>
         <w:rPr>
@@ -4436,7 +4436,7 @@
           <w:szCs w:val="20"/>
           <w:lang w:val="ro-RO"/>
         </w:rPr>
-        <w:t>{{trainer}}</w:t>
+        <w:t xml:space="preserve">{{trainer}}</w:t>
       </w:r>
       <w:r>
         <w:br/>
@@ -8810,7 +8810,7 @@
           <w:szCs w:val="20"/>
           <w:lang w:val="ro-RO"/>
         </w:rPr>
-        <w:t>{{client.legalName}}</w:t>
+        <w:t xml:space="preserve">{{client.legalName}}</w:t>
       </w:r>
       <w:r>
         <w:br/>
@@ -8838,7 +8838,7 @@
           <w:szCs w:val="20"/>
           <w:lang w:val="ro-RO"/>
         </w:rPr>
-        <w:t>{{name}}</w:t>
+        <w:t xml:space="preserve">{{name}}</w:t>
       </w:r>
       <w:r>
         <w:br/>
@@ -8852,7 +8852,7 @@
           <w:szCs w:val="20"/>
           <w:lang w:val="ro-RO"/>
         </w:rPr>
-        <w:t xml:space="preserve">CINE EFECTUEAZĂ INSTRUIREA – ȘEF DIRECT DE LOC DE MUNCĂ: </w:t>
+        <w:t xml:space="preserve">CINE EFECTUEAZĂ INSTRUIREA: </w:t>
       </w:r>
       <w:r>
         <w:rPr>
@@ -8866,7 +8866,7 @@
           <w:szCs w:val="20"/>
           <w:lang w:val="ro-RO"/>
         </w:rPr>
-        <w:t>{{trainer}}</w:t>
+        <w:t xml:space="preserve">{{trainer}}</w:t>
       </w:r>
       <w:r>
         <w:br/>
@@ -8894,7 +8894,7 @@
           <w:szCs w:val="20"/>
           <w:lang w:val="ro-RO"/>
         </w:rPr>
-        <w:t>{{intervalLabel}}</w:t>
+        <w:t xml:space="preserve">{{intervalLabel}}</w:t>
       </w:r>
     </w:p>
     <w:tbl>

--- a/packages/document-engine/templates/4.2_training_themes.docx
+++ b/packages/document-engine/templates/4.2_training_themes.docx
@@ -7641,7 +7641,7 @@
                 <w:szCs w:val="20"/>
                 <w:lang w:val="ro-RO"/>
               </w:rPr>
-              <w:t>Instrucțiuni de securitate și sănătate în muncă specifice activităților și echipamentelor din cadrul {{client.legalName}}</w:t>
+              <w:t xml:space="preserve">Instrucțiuni de securitate și sănătate în muncă specifice activităților și echipamentelor de muncă din cadrul {{client.legalName}}</w:t>
             </w:r>
           </w:p>
         </w:tc>

--- a/packages/document-engine/templates/4.2_training_themes.docx
+++ b/packages/document-engine/templates/4.2_training_themes.docx
@@ -4724,7 +4724,7 @@
           <w:p>
             <w:pPr>
               <w:pStyle w:val="TableContents"/>
-              <w:keepNext w:val="false"/>
+              <w:keepNext/>
               <w:widowControl/>
               <w:spacing w:before="0" w:after="0"/>
               <w:ind w:hanging="0" w:left="0"/>
@@ -4770,7 +4770,7 @@
           <w:p>
             <w:pPr>
               <w:pStyle w:val="TableContents"/>
-              <w:keepNext w:val="false"/>
+              <w:keepNext/>
               <w:widowControl/>
               <w:spacing w:before="0" w:after="0"/>
               <w:ind w:hanging="0" w:left="0"/>
@@ -4816,7 +4816,7 @@
           <w:p>
             <w:pPr>
               <w:pStyle w:val="TableContents"/>
-              <w:keepNext w:val="false"/>
+              <w:keepNext/>
               <w:widowControl/>
               <w:spacing w:before="0" w:after="0"/>
               <w:ind w:hanging="0" w:left="0"/>
@@ -5007,7 +5007,7 @@
           <w:p>
             <w:pPr>
               <w:pStyle w:val="TableContents"/>
-              <w:keepNext w:val="false"/>
+              <w:keepNext/>
               <w:widowControl/>
               <w:spacing w:before="0" w:after="0"/>
               <w:ind w:hanging="0" w:left="0"/>
@@ -5053,7 +5053,7 @@
           <w:p>
             <w:pPr>
               <w:pStyle w:val="TableContents"/>
-              <w:keepNext w:val="false"/>
+              <w:keepNext/>
               <w:widowControl/>
               <w:spacing w:before="0" w:after="0"/>
               <w:ind w:hanging="0" w:left="0"/>
@@ -5099,7 +5099,7 @@
           <w:p>
             <w:pPr>
               <w:pStyle w:val="TableContents"/>
-              <w:keepNext w:val="false"/>
+              <w:keepNext/>
               <w:widowControl/>
               <w:spacing w:before="0" w:after="0"/>
               <w:ind w:hanging="0" w:left="0"/>

--- a/packages/document-engine/templates/4.2_training_themes.docx
+++ b/packages/document-engine/templates/4.2_training_themes.docx
@@ -9285,7 +9285,7 @@
     <w:pPr>
       <w:pStyle w:val="Footer"/>
       <w:spacing w:before="60" w:after="0"/>
-      <w:ind w:hanging="0" w:left="0" w:right="360"/>
+      <w:ind w:hanging="0" w:left="0"/>
       <w:jc w:val="center"/>
       <w:rPr>
         <w:rStyle w:val="PageNumber"/>
@@ -9319,7 +9319,7 @@
     <w:pPr>
       <w:pStyle w:val="Footer"/>
       <w:spacing w:before="60" w:after="0"/>
-      <w:ind w:hanging="0" w:left="0" w:right="360"/>
+      <w:ind w:hanging="0" w:left="0"/>
       <w:jc w:val="center"/>
       <w:rPr>
         <w:rStyle w:val="PageNumber"/>
@@ -9353,7 +9353,7 @@
     <w:pPr>
       <w:pStyle w:val="Footer"/>
       <w:spacing w:before="60" w:after="0"/>
-      <w:ind w:hanging="0" w:left="0" w:right="360"/>
+      <w:ind w:hanging="0" w:left="0"/>
       <w:jc w:val="center"/>
       <w:rPr>
         <w:rStyle w:val="PageNumber"/>

--- a/packages/document-engine/templates/4.2_training_themes.docx
+++ b/packages/document-engine/templates/4.2_training_themes.docx
@@ -4464,7 +4464,7 @@
           <w:szCs w:val="20"/>
           <w:lang w:val="ro-RO"/>
         </w:rPr>
-        <w:t xml:space="preserve">H.G. 1051/2006, H.G. 1146/2006, H.G. 493/2006; H.G. 259/2022; I.P.S.S.M. Art. 1 – 294; {{#modules}}{{citation}}; {{/modules}}Demonstrații practice privind activitățile desfășurate, echipamentele de muncă utilizate, utilizarea echipamentului individual de protecție, a mijloacelor de alarmare, intervenție, evacuare și de prim ajutor.</w:t>
+        <w:t xml:space="preserve">H.G. 1051/2006, H.G. 1146/2006, H.G. 493/2006; H.G. 259/2022; I.P.S.S.M. Art. 1 – 288; {{#modules}}{{citation}}; {{/modules}}Demonstrații practice privind activitățile desfășurate, echipamentele de muncă utilizate, utilizarea echipamentului individual de protecție, a mijloacelor de alarmare, intervenție, evacuare și de prim ajutor.</w:t>
       </w:r>
     </w:p>
     <w:p>
@@ -6153,7 +6153,7 @@
                 <w:szCs w:val="20"/>
                 <w:lang w:val="ro-RO"/>
               </w:rPr>
-              <w:t xml:space="preserve">I.P.S.S.M. Art. 63 – 100</w:t>
+              <w:t xml:space="preserve">I.P.S.S.M. Art. 63 – 94</w:t>
             </w:r>
           </w:p>
         </w:tc>
@@ -6339,7 +6339,7 @@
                 <w:szCs w:val="20"/>
                 <w:lang w:val="ro-RO"/>
               </w:rPr>
-              <w:t xml:space="preserve">I.P.S.S.M. Art. 101 – 171</w:t>
+              <w:t xml:space="preserve">I.P.S.S.M. Art. 95 – 165</w:t>
             </w:r>
           </w:p>
         </w:tc>
@@ -6666,7 +6666,7 @@
                 <w:szCs w:val="20"/>
                 <w:lang w:val="ro-RO"/>
               </w:rPr>
-              <w:t xml:space="preserve">I.P.S.S.M. Art. 172 – 191</w:t>
+              <w:t xml:space="preserve">I.P.S.S.M. Art. 166 – 185</w:t>
             </w:r>
           </w:p>
         </w:tc>
@@ -6852,7 +6852,7 @@
                 <w:szCs w:val="20"/>
                 <w:lang w:val="ro-RO"/>
               </w:rPr>
-              <w:t xml:space="preserve">I.P.S.S.M. Art. 192 – 209</w:t>
+              <w:t xml:space="preserve">I.P.S.S.M. Art. 186 – 203</w:t>
             </w:r>
           </w:p>
         </w:tc>
@@ -7038,7 +7038,7 @@
                 <w:szCs w:val="20"/>
                 <w:lang w:val="ro-RO"/>
               </w:rPr>
-              <w:t xml:space="preserve">I.P.S.S.M. Art. 210 – 240</w:t>
+              <w:t xml:space="preserve">I.P.S.S.M. Art. 204 – 234</w:t>
             </w:r>
           </w:p>
         </w:tc>
@@ -7224,7 +7224,7 @@
                 <w:szCs w:val="20"/>
                 <w:lang w:val="ro-RO"/>
               </w:rPr>
-              <w:t xml:space="preserve">I.P.S.S.M. Art. 241 – 260</w:t>
+              <w:t xml:space="preserve">I.P.S.S.M. Art. 235 – 254</w:t>
             </w:r>
           </w:p>
         </w:tc>
@@ -7410,7 +7410,7 @@
                 <w:szCs w:val="20"/>
                 <w:lang w:val="ro-RO"/>
               </w:rPr>
-              <w:t xml:space="preserve">I.P.S.S.M. Art. 261 – 294</w:t>
+              <w:t xml:space="preserve">I.P.S.S.M. Art. 255 – 288</w:t>
             </w:r>
           </w:p>
         </w:tc>

--- a/packages/document-engine/templates/4.2_training_themes.docx
+++ b/packages/document-engine/templates/4.2_training_themes.docx
@@ -746,7 +746,7 @@
                 <w:szCs w:val="20"/>
                 <w:lang w:val="ro-RO"/>
               </w:rPr>
-              <w:t>5 min</w:t>
+              <w:t>10 min</w:t>
             </w:r>
           </w:p>
         </w:tc>

--- a/packages/document-engine/templates/4.2_training_themes.docx
+++ b/packages/document-engine/templates/4.2_training_themes.docx
@@ -4464,7 +4464,7 @@
           <w:szCs w:val="20"/>
           <w:lang w:val="ro-RO"/>
         </w:rPr>
-        <w:t xml:space="preserve">H.G. 1051/2006, H.G. 1146/2006, H.G. 493/2006; H.G. 259/2022; I.P.S.S.M. Art. 1 – 288; {{#modules}}{{citation}}; {{/modules}}Demonstrații practice privind activitățile desfășurate, echipamentele de muncă utilizate, utilizarea echipamentului individual de protecție, a mijloacelor de alarmare, intervenție, evacuare și de prim ajutor.</w:t>
+        <w:t xml:space="preserve">H.G. 1051/2006, H.G. 1146/2006, H.G. 493/2006; H.G. 259/2022; I.P.S.S.M. Art. 1 – 287; {{#modules}}{{citation}}; {{/modules}}Demonstrații practice privind activitățile desfășurate, echipamentele de muncă utilizate, utilizarea echipamentului individual de protecție, a mijloacelor de alarmare, intervenție, evacuare și de prim ajutor.</w:t>
       </w:r>
     </w:p>
     <w:p>
@@ -6852,7 +6852,7 @@
                 <w:szCs w:val="20"/>
                 <w:lang w:val="ro-RO"/>
               </w:rPr>
-              <w:t xml:space="preserve">I.P.S.S.M. Art. 186 – 203</w:t>
+              <w:t xml:space="preserve">I.P.S.S.M. Art. 186 – 202</w:t>
             </w:r>
           </w:p>
         </w:tc>
@@ -7038,7 +7038,7 @@
                 <w:szCs w:val="20"/>
                 <w:lang w:val="ro-RO"/>
               </w:rPr>
-              <w:t xml:space="preserve">I.P.S.S.M. Art. 204 – 234</w:t>
+              <w:t xml:space="preserve">I.P.S.S.M. Art. 203 – 233</w:t>
             </w:r>
           </w:p>
         </w:tc>
@@ -7224,7 +7224,7 @@
                 <w:szCs w:val="20"/>
                 <w:lang w:val="ro-RO"/>
               </w:rPr>
-              <w:t xml:space="preserve">I.P.S.S.M. Art. 235 – 254</w:t>
+              <w:t xml:space="preserve">I.P.S.S.M. Art. 234 – 253</w:t>
             </w:r>
           </w:p>
         </w:tc>
@@ -7410,7 +7410,7 @@
                 <w:szCs w:val="20"/>
                 <w:lang w:val="ro-RO"/>
               </w:rPr>
-              <w:t xml:space="preserve">I.P.S.S.M. Art. 255 – 288</w:t>
+              <w:t xml:space="preserve">I.P.S.S.M. Art. 254 – 287</w:t>
             </w:r>
           </w:p>
         </w:tc>

--- a/packages/document-engine/templates/4.2_training_themes.docx
+++ b/packages/document-engine/templates/4.2_training_themes.docx
@@ -42,7 +42,7 @@
           <w:szCs w:val="20"/>
           <w:lang w:val="ro-RO" w:eastAsia="ro-RO"/>
         </w:rPr>
-        <w:t>TEMATICA DE INSTRUIRE PENTRU INSTRUIREA INTRODUCTIV – GENERALĂ</w:t>
+        <w:t xml:space="preserve">TEMATICA DE INSTRUIRE PENTRU INSTRUIREA INTRODUCTIV-GENERALĂ</w:t>
       </w:r>
     </w:p>
     <w:p>
@@ -211,7 +211,7 @@
           <w:szCs w:val="20"/>
           <w:lang w:val="ro-RO" w:eastAsia="ro-RO"/>
         </w:rPr>
-        <w:t>PLANUL DE DESFĂȘURARE PENTRU INSTRUIREA INTRODUCTIV – GENERALĂ / 4 ORE</w:t>
+        <w:t xml:space="preserve">PLANUL DE DESFĂȘURARE PENTRU INSTRUIREA INTRODUCTIV-GENERALĂ / 4 ORE</w:t>
       </w:r>
     </w:p>
     <w:tbl>
@@ -4464,7 +4464,7 @@
           <w:szCs w:val="20"/>
           <w:lang w:val="ro-RO"/>
         </w:rPr>
-        <w:t xml:space="preserve">H.G. 1051/2006, H.G. 1146/2006, H.G. 493/2006; H.G. 259/2022; I.P.S.S.M. Art. 1 – 287; {{#modules}}{{citation}}; {{/modules}}Demonstrații practice privind activitățile desfășurate, echipamentele de muncă utilizate, utilizarea echipamentului individual de protecție, a mijloacelor de alarmare, intervenție, evacuare și de prim ajutor.</w:t>
+        <w:t xml:space="preserve">H.G. 1051/2006, H.G. 1146/2006, H.G. 493/2006, H.G. 259/2022; I.P.S.S.M. Art. 1 – 287; {{#modules}}{{citation}}; {{/modules}}Demonstrații practice privind activitățile desfășurate, echipamentele de muncă utilizate, utilizarea echipamentului individual de protecție, a mijloacelor de alarmare, intervenție, evacuare și de prim ajutor.</w:t>
       </w:r>
     </w:p>
     <w:p>
@@ -6012,7 +6012,7 @@
                 <w:szCs w:val="20"/>
                 <w:lang w:val="ro-RO"/>
               </w:rPr>
-              <w:t>Instrucțiuni proprii în domeniul securității și sănătății în muncă privind circulația pietonilor și circulația bicicliștilor (atât în interiorul unității cât și în exteriorul unității)</w:t>
+              <w:t xml:space="preserve">Instrucțiuni proprii în domeniul securității și sănătății în muncă privind circulația pietonilor și circulația bicicliștilor (atât în interiorul unității, cât și în exteriorul unității)</w:t>
             </w:r>
           </w:p>
         </w:tc>
@@ -6711,7 +6711,7 @@
                 <w:szCs w:val="20"/>
                 <w:lang w:val="ro-RO"/>
               </w:rPr>
-              <w:t xml:space="preserve">Instrucțiuni proprii în domeniul securității și sănătății în muncă privind stingerea incendiilor, utilizarea mijloacelor de stingerea incendiilor, alarmare, intervenție, evacuarea lucrătorilor la nivelul locurilor de muncă și/ sau posturilor de lucru</w:t>
+              <w:t xml:space="preserve">Instrucțiuni proprii în domeniul securității și sănătății în muncă privind stingerea incendiilor, utilizarea mijloacelor de stingere a incendiilor, alarmare, intervenție, evacuarea lucrătorilor la nivelul locurilor de muncă și/ sau posturilor de lucru</w:t>
             </w:r>
           </w:p>
         </w:tc>
@@ -7455,7 +7455,7 @@
                 <w:szCs w:val="20"/>
                 <w:lang w:val="ro-RO"/>
               </w:rPr>
-              <w:t>Măsuri la nivelul locurilor de muncă și/ sau posturilor de lucru privind acordarea, utilizarea, și alte informații utile referitor la echipamentele individuale de protecție</w:t>
+              <w:t xml:space="preserve">Măsuri la nivelul locurilor de muncă și/ sau posturilor de lucru privind acordarea, utilizarea și alte informații utile referitor la echipamentele individuale de protecție</w:t>
             </w:r>
           </w:p>
         </w:tc>

--- a/packages/document-engine/templates/4.2_training_themes.docx
+++ b/packages/document-engine/templates/4.2_training_themes.docx
@@ -168,7 +168,7 @@
           <w:szCs w:val="20"/>
           <w:lang w:val="ro-RO"/>
         </w:rPr>
-        <w:t>Conform MISSMIG Art. 1 – 327; Legislația de securitate și sănătate în muncă; Consecințele posibile ale necunoașterii și nerespectării legislației de securitate și sănătate în muncă; Măsuri de acordare a primului ajutor, de prevenire și stingere a incendiilor și evacuarea lucrătorilor; Riscurile de accidentare și îmbolnăvire profesională specifice unității.</w:t>
+        <w:t xml:space="preserve">Conform MISSMIG Art. 1 – 323; Legislația de securitate și sănătate în muncă; Consecințele posibile ale necunoașterii și nerespectării legislației de securitate și sănătate în muncă; Măsuri de acordare a primului ajutor, de prevenire și stingere a incendiilor și evacuarea lucrătorilor; Riscurile de accidentare și îmbolnăvire profesională specifice unității.</w:t>
       </w:r>
     </w:p>
     <w:p>
@@ -2143,7 +2143,7 @@
                 <w:szCs w:val="20"/>
                 <w:lang w:val="ro-RO"/>
               </w:rPr>
-              <w:t>MISSMIG Art. 153 – 215</w:t>
+              <w:t xml:space="preserve">MISSMIG Art. 153 – 211</w:t>
             </w:r>
           </w:p>
         </w:tc>
@@ -2470,7 +2470,7 @@
                 <w:szCs w:val="20"/>
                 <w:lang w:val="ro-RO"/>
               </w:rPr>
-              <w:t>MISSMIG Art. 216 – 238</w:t>
+              <w:t xml:space="preserve">MISSMIG Art. 212 – 234</w:t>
             </w:r>
           </w:p>
         </w:tc>
@@ -2656,7 +2656,7 @@
                 <w:szCs w:val="20"/>
                 <w:lang w:val="ro-RO"/>
               </w:rPr>
-              <w:t>MISSMIG Art. 239 – 270</w:t>
+              <w:t xml:space="preserve">MISSMIG Art. 235 – 266</w:t>
             </w:r>
           </w:p>
         </w:tc>
@@ -2842,7 +2842,7 @@
                 <w:szCs w:val="20"/>
                 <w:lang w:val="ro-RO"/>
               </w:rPr>
-              <w:t>MISSMIG Art. 271 – 278</w:t>
+              <w:t xml:space="preserve">MISSMIG Art. 267 – 274</w:t>
             </w:r>
           </w:p>
         </w:tc>
@@ -3028,7 +3028,7 @@
                 <w:szCs w:val="20"/>
                 <w:lang w:val="ro-RO"/>
               </w:rPr>
-              <w:t>MISSMIG Art. 279 – 291</w:t>
+              <w:t xml:space="preserve">MISSMIG Art. 275 – 287</w:t>
             </w:r>
           </w:p>
         </w:tc>
@@ -3214,7 +3214,7 @@
                 <w:szCs w:val="20"/>
                 <w:lang w:val="ro-RO"/>
               </w:rPr>
-              <w:t>MISSMIG Art. 292 – 300</w:t>
+              <w:t xml:space="preserve">MISSMIG Art. 288 – 296</w:t>
             </w:r>
           </w:p>
         </w:tc>
@@ -3400,7 +3400,7 @@
                 <w:szCs w:val="20"/>
                 <w:lang w:val="ro-RO"/>
               </w:rPr>
-              <w:t>MISSMIG Art. 301 – 326</w:t>
+              <w:t xml:space="preserve">MISSMIG Art. 297 – 322</w:t>
             </w:r>
           </w:p>
         </w:tc>
@@ -3586,7 +3586,7 @@
                 <w:szCs w:val="20"/>
                 <w:lang w:val="ro-RO"/>
               </w:rPr>
-              <w:t>MISSMIG Art. 327</w:t>
+              <w:t xml:space="preserve">MISSMIG Art. 323</w:t>
             </w:r>
           </w:p>
         </w:tc>

--- a/packages/document-engine/templates/4.2_training_themes.docx
+++ b/packages/document-engine/templates/4.2_training_themes.docx
@@ -4464,7 +4464,7 @@
           <w:szCs w:val="20"/>
           <w:lang w:val="ro-RO"/>
         </w:rPr>
-        <w:t xml:space="preserve">H.G. 1051/2006, H.G. 1146/2006, H.G. 493/2006, H.G. 259/2022; I.P.S.S.M. Art. 1 – 287; {{#modules}}{{citation}}; {{/modules}}Demonstrații practice privind activitățile desfășurate, echipamentele de muncă utilizate, utilizarea echipamentului individual de protecție, a mijloacelor de alarmare, intervenție, evacuare și de prim ajutor.</w:t>
+        <w:t xml:space="preserve">H.G. 1051/2006, H.G. 1028/2006, H.G. 1146/2006, H.G. 493/2006, H.G. 259/2022; I.P.S.S.M. Art. 1 – 287; {{#modules}}{{citation}}; {{/modules}}Demonstrații practice privind activitățile desfășurate, echipamentele de muncă utilizate, utilizarea echipamentului individual de protecție, a mijloacelor de alarmare, intervenție, evacuare și de prim ajutor.</w:t>
       </w:r>
     </w:p>
     <w:p>

--- a/packages/document-engine/templates/4.2_training_themes.docx
+++ b/packages/document-engine/templates/4.2_training_themes.docx
@@ -168,7 +168,7 @@
           <w:szCs w:val="20"/>
           <w:lang w:val="ro-RO"/>
         </w:rPr>
-        <w:t xml:space="preserve">Conform MISSMIG Art. 1 – 323; Legislația de securitate și sănătate în muncă; Consecințele posibile ale necunoașterii și nerespectării legislației de securitate și sănătate în muncă; Măsuri de acordare a primului ajutor, de prevenire și stingere a incendiilor și evacuarea lucrătorilor; Riscurile de accidentare și îmbolnăvire profesională specifice unității.</w:t>
+        <w:t xml:space="preserve">Conform MISSMIG Art. 1 – 320; Legislația de securitate și sănătate în muncă; Consecințele posibile ale necunoașterii și nerespectării legislației de securitate și sănătate în muncă; Măsuri de acordare a primului ajutor, de prevenire și stingere a incendiilor și evacuarea lucrătorilor; Riscurile de accidentare și îmbolnăvire profesională specifice unității.</w:t>
       </w:r>
     </w:p>
     <w:p>
@@ -1027,7 +1027,7 @@
                 <w:szCs w:val="20"/>
                 <w:lang w:val="ro-RO"/>
               </w:rPr>
-              <w:t>MISSMIG Art. 16 – 28</w:t>
+              <w:t xml:space="preserve">MISSMIG Art. 16 – 27</w:t>
             </w:r>
           </w:p>
         </w:tc>
@@ -1213,7 +1213,7 @@
                 <w:szCs w:val="20"/>
                 <w:lang w:val="ro-RO"/>
               </w:rPr>
-              <w:t>MISSMIG Art. 29 – 81</w:t>
+              <w:t xml:space="preserve">MISSMIG Art. 28 – 80</w:t>
             </w:r>
           </w:p>
         </w:tc>
@@ -1399,7 +1399,7 @@
                 <w:szCs w:val="20"/>
                 <w:lang w:val="ro-RO"/>
               </w:rPr>
-              <w:t>MISSMIG Art. 82 – 99</w:t>
+              <w:t xml:space="preserve">MISSMIG Art. 81 – 96</w:t>
             </w:r>
           </w:p>
         </w:tc>
@@ -1585,7 +1585,7 @@
                 <w:szCs w:val="20"/>
                 <w:lang w:val="ro-RO"/>
               </w:rPr>
-              <w:t>MISSMIG Art. 100 – 110</w:t>
+              <w:t xml:space="preserve">MISSMIG Art. 97 – 107</w:t>
             </w:r>
           </w:p>
         </w:tc>
@@ -1771,7 +1771,7 @@
                 <w:szCs w:val="20"/>
                 <w:lang w:val="ro-RO"/>
               </w:rPr>
-              <w:t>MISSMIG Art. 111 – 121</w:t>
+              <w:t xml:space="preserve">MISSMIG Art. 108 – 118</w:t>
             </w:r>
           </w:p>
         </w:tc>
@@ -1957,7 +1957,7 @@
                 <w:szCs w:val="20"/>
                 <w:lang w:val="ro-RO"/>
               </w:rPr>
-              <w:t>MISSMIG Art. 122 – 152</w:t>
+              <w:t xml:space="preserve">MISSMIG Art. 119 – 149</w:t>
             </w:r>
           </w:p>
         </w:tc>
@@ -2143,7 +2143,7 @@
                 <w:szCs w:val="20"/>
                 <w:lang w:val="ro-RO"/>
               </w:rPr>
-              <w:t xml:space="preserve">MISSMIG Art. 153 – 211</w:t>
+              <w:t xml:space="preserve">MISSMIG Art. 150 – 208</w:t>
             </w:r>
           </w:p>
         </w:tc>
@@ -2470,7 +2470,7 @@
                 <w:szCs w:val="20"/>
                 <w:lang w:val="ro-RO"/>
               </w:rPr>
-              <w:t xml:space="preserve">MISSMIG Art. 212 – 234</w:t>
+              <w:t xml:space="preserve">MISSMIG Art. 209 – 231</w:t>
             </w:r>
           </w:p>
         </w:tc>
@@ -2656,7 +2656,7 @@
                 <w:szCs w:val="20"/>
                 <w:lang w:val="ro-RO"/>
               </w:rPr>
-              <w:t xml:space="preserve">MISSMIG Art. 235 – 266</w:t>
+              <w:t xml:space="preserve">MISSMIG Art. 232 – 263</w:t>
             </w:r>
           </w:p>
         </w:tc>
@@ -2842,7 +2842,7 @@
                 <w:szCs w:val="20"/>
                 <w:lang w:val="ro-RO"/>
               </w:rPr>
-              <w:t xml:space="preserve">MISSMIG Art. 267 – 274</w:t>
+              <w:t xml:space="preserve">MISSMIG Art. 264 – 271</w:t>
             </w:r>
           </w:p>
         </w:tc>
@@ -3028,7 +3028,7 @@
                 <w:szCs w:val="20"/>
                 <w:lang w:val="ro-RO"/>
               </w:rPr>
-              <w:t xml:space="preserve">MISSMIG Art. 275 – 287</w:t>
+              <w:t xml:space="preserve">MISSMIG Art. 272 – 284</w:t>
             </w:r>
           </w:p>
         </w:tc>
@@ -3214,7 +3214,7 @@
                 <w:szCs w:val="20"/>
                 <w:lang w:val="ro-RO"/>
               </w:rPr>
-              <w:t xml:space="preserve">MISSMIG Art. 288 – 296</w:t>
+              <w:t xml:space="preserve">MISSMIG Art. 285 – 293</w:t>
             </w:r>
           </w:p>
         </w:tc>
@@ -3400,7 +3400,7 @@
                 <w:szCs w:val="20"/>
                 <w:lang w:val="ro-RO"/>
               </w:rPr>
-              <w:t xml:space="preserve">MISSMIG Art. 297 – 322</w:t>
+              <w:t xml:space="preserve">MISSMIG Art. 294 – 319</w:t>
             </w:r>
           </w:p>
         </w:tc>
@@ -3586,7 +3586,7 @@
                 <w:szCs w:val="20"/>
                 <w:lang w:val="ro-RO"/>
               </w:rPr>
-              <w:t xml:space="preserve">MISSMIG Art. 323</w:t>
+              <w:t xml:space="preserve">MISSMIG Art. 320</w:t>
             </w:r>
           </w:p>
         </w:tc>

--- a/packages/document-engine/templates/4.2_training_themes.docx
+++ b/packages/document-engine/templates/4.2_training_themes.docx
@@ -168,7 +168,7 @@
           <w:szCs w:val="20"/>
           <w:lang w:val="ro-RO"/>
         </w:rPr>
-        <w:t xml:space="preserve">Conform MISSMIG Art. 1 – 320; Legislația de securitate și sănătate în muncă; Consecințele posibile ale necunoașterii și nerespectării legislației de securitate și sănătate în muncă; Măsuri de acordare a primului ajutor, de prevenire și stingere a incendiilor și evacuarea lucrătorilor; Riscurile de accidentare și îmbolnăvire profesională specifice unității.</w:t>
+        <w:t xml:space="preserve">Conform MISSMIG Art. 1 – 320; Legislația de securitate și sănătate în muncă; Consecințele posibile ale necunoașterii și nerespectării legislației de securitate și sănătate în muncă; Măsuri de acordare a primului ajutor, de prevenire și stingere a incendiilor și evacuarea lucrătorilor; Riscurile de accidentare și îmbolnăvire profesională specifice unității.</w:t>
       </w:r>
     </w:p>
     <w:p>
@@ -198,7 +198,7 @@
           <w:szCs w:val="20"/>
           <w:lang w:val="ro-RO"/>
         </w:rPr>
-        <w:t xml:space="preserve">CAPITOLUL I.I. </w:t>
+        <w:t xml:space="preserve">CAPITOLUL I.I </w:t>
       </w:r>
       <w:r>
         <w:rPr>
@@ -1771,7 +1771,7 @@
                 <w:szCs w:val="20"/>
                 <w:lang w:val="ro-RO"/>
               </w:rPr>
-              <w:t xml:space="preserve">MISSMIG Art. 108 – 118</w:t>
+              <w:t xml:space="preserve">MISSMIG Art. 108 – 119</w:t>
             </w:r>
           </w:p>
         </w:tc>
@@ -1957,7 +1957,7 @@
                 <w:szCs w:val="20"/>
                 <w:lang w:val="ro-RO"/>
               </w:rPr>
-              <w:t xml:space="preserve">MISSMIG Art. 119 – 149</w:t>
+              <w:t xml:space="preserve">MISSMIG Art. 120 – 150</w:t>
             </w:r>
           </w:p>
         </w:tc>
@@ -2143,7 +2143,7 @@
                 <w:szCs w:val="20"/>
                 <w:lang w:val="ro-RO"/>
               </w:rPr>
-              <w:t xml:space="preserve">MISSMIG Art. 150 – 208</w:t>
+              <w:t xml:space="preserve">MISSMIG Art. 151 – 209</w:t>
             </w:r>
           </w:p>
         </w:tc>
@@ -2470,7 +2470,7 @@
                 <w:szCs w:val="20"/>
                 <w:lang w:val="ro-RO"/>
               </w:rPr>
-              <w:t xml:space="preserve">MISSMIG Art. 209 – 231</w:t>
+              <w:t xml:space="preserve">MISSMIG Art. 210 – 232</w:t>
             </w:r>
           </w:p>
         </w:tc>
@@ -2656,7 +2656,7 @@
                 <w:szCs w:val="20"/>
                 <w:lang w:val="ro-RO"/>
               </w:rPr>
-              <w:t xml:space="preserve">MISSMIG Art. 232 – 263</w:t>
+              <w:t xml:space="preserve">MISSMIG Art. 233 – 264</w:t>
             </w:r>
           </w:p>
         </w:tc>
@@ -2842,7 +2842,7 @@
                 <w:szCs w:val="20"/>
                 <w:lang w:val="ro-RO"/>
               </w:rPr>
-              <w:t xml:space="preserve">MISSMIG Art. 264 – 271</w:t>
+              <w:t xml:space="preserve">MISSMIG Art. 265 – 272</w:t>
             </w:r>
           </w:p>
         </w:tc>
@@ -3028,7 +3028,7 @@
                 <w:szCs w:val="20"/>
                 <w:lang w:val="ro-RO"/>
               </w:rPr>
-              <w:t xml:space="preserve">MISSMIG Art. 272 – 284</w:t>
+              <w:t xml:space="preserve">MISSMIG Art. 273 – 285</w:t>
             </w:r>
           </w:p>
         </w:tc>
@@ -3214,7 +3214,7 @@
                 <w:szCs w:val="20"/>
                 <w:lang w:val="ro-RO"/>
               </w:rPr>
-              <w:t xml:space="preserve">MISSMIG Art. 285 – 293</w:t>
+              <w:t xml:space="preserve">MISSMIG Art. 286 – 294</w:t>
             </w:r>
           </w:p>
         </w:tc>
@@ -3400,7 +3400,7 @@
                 <w:szCs w:val="20"/>
                 <w:lang w:val="ro-RO"/>
               </w:rPr>
-              <w:t xml:space="preserve">MISSMIG Art. 294 – 319</w:t>
+              <w:t xml:space="preserve">MISSMIG Art. 295 – 319</w:t>
             </w:r>
           </w:p>
         </w:tc>
@@ -3445,7 +3445,7 @@
                 <w:szCs w:val="20"/>
                 <w:lang w:val="ro-RO"/>
               </w:rPr>
-              <w:t>Prevederi legate de circulația pe drumurile publice a vehiculelor, pietonilor și a celorlalte categorii de participanți la trafic</w:t>
+              <w:t>Prevederi legale privind circulația pe drumurile publice a vehiculelor, pietonilor și a celorlalte categorii de participanți la trafic</w:t>
             </w:r>
           </w:p>
         </w:tc>
@@ -4464,7 +4464,7 @@
           <w:szCs w:val="20"/>
           <w:lang w:val="ro-RO"/>
         </w:rPr>
-        <w:t xml:space="preserve">H.G. 1051/2006, H.G. 1028/2006, H.G. 1146/2006, H.G. 493/2006, H.G. 259/2022; I.P.S.S.M. Art. 1 – 287; {{#modules}}{{citation}}; {{/modules}}Demonstrații practice privind activitățile desfășurate, echipamentele de muncă utilizate, utilizarea echipamentului individual de protecție, a mijloacelor de alarmare, intervenție, evacuare și de prim ajutor.</w:t>
+        <w:t xml:space="preserve">H.G. 1051/2006, H.G. 1028/2006, H.G. 1146/2006, H.G. 493/2006, H.G. 259/2022; I.P.S.S.M. Art. 1 – 287; {{#modules}}{{citation}}; {{/modules}}Demonstrații practice privind activitățile desfășurate, echipamentele de muncă utilizate, utilizarea echipamentului individual de protecție, a mijloacelor de alarmare, intervenție, evacuare și de prim ajutor.</w:t>
       </w:r>
     </w:p>
     <w:p>
@@ -5268,7 +5268,7 @@
                 <w:szCs w:val="20"/>
                 <w:lang w:val="ro-RO"/>
               </w:rPr>
-              <w:t>Informații generale cu referire la IPSSM</w:t>
+              <w:t>Informații generale cu referire la I.P.S.S.M.</w:t>
             </w:r>
           </w:p>
         </w:tc>

--- a/packages/document-engine/templates/4.2_training_themes.docx
+++ b/packages/document-engine/templates/4.2_training_themes.docx
@@ -4464,7 +4464,7 @@
           <w:szCs w:val="20"/>
           <w:lang w:val="ro-RO"/>
         </w:rPr>
-        <w:t xml:space="preserve">H.G. 1051/2006, H.G. 1028/2006, H.G. 1146/2006, H.G. 493/2006, H.G. 259/2022; I.P.S.S.M. Art. 1 – 287; {{#modules}}{{citation}}; {{/modules}}Demonstrații practice privind activitățile desfășurate, echipamentele de muncă utilizate, utilizarea echipamentului individual de protecție, a mijloacelor de alarmare, intervenție, evacuare și de prim ajutor.</w:t>
+        <w:t xml:space="preserve">H.G. 1051/ 2006, H.G. 1028/ 2006, H.G. 1146/ 2006, H.G. 493/ 2006, H.G. 259/ 2022; I.P.S.S.M. Art. 1 – 287; {{#modules}}{{citation}}; {{/modules}}Demonstrații practice privind activitățile desfășurate, echipamentele de muncă utilizate, utilizarea echipamentului individual de protecție, a mijloacelor de alarmare, intervenție, evacuare și de prim ajutor.</w:t>
       </w:r>
     </w:p>
     <w:p>
@@ -4940,7 +4940,7 @@
                 <w:szCs w:val="20"/>
                 <w:lang w:val="ro-RO"/>
               </w:rPr>
-              <w:t xml:space="preserve">H.G. 1051/2006, H.G. 1028/2006, H.G. 1146/2006, H.G. 493/2006, H.G. 259/2022</w:t>
+              <w:t xml:space="preserve">H.G. 1051/ 2006, H.G. 1028/ 2006, H.G. 1146/ 2006, H.G. 493/ 2006, H.G. 259/ 2022</w:t>
             </w:r>
           </w:p>
         </w:tc>

--- a/packages/document-engine/templates/4.2_training_themes.docx
+++ b/packages/document-engine/templates/4.2_training_themes.docx
@@ -168,7 +168,7 @@
           <w:szCs w:val="20"/>
           <w:lang w:val="ro-RO"/>
         </w:rPr>
-        <w:t xml:space="preserve">Conform MISSMIG Art. 1 – 320; Legislația de securitate și sănătate în muncă; Consecințele posibile ale necunoașterii și nerespectării legislației de securitate și sănătate în muncă; Măsuri de acordare a primului ajutor, de prevenire și stingere a incendiilor și evacuarea lucrătorilor; Riscurile de accidentare și îmbolnăvire profesională specifice unității.</w:t>
+        <w:t xml:space="preserve">Conform MISSMIG Art. 1 – 322; Legislația de securitate și sănătate în muncă; Consecințele posibile ale necunoașterii și nerespectării legislației de securitate și sănătate în muncă; Măsuri de acordare a primului ajutor, de prevenire și stingere a incendiilor și evacuarea lucrătorilor; Riscurile de accidentare și îmbolnăvire profesională specifice unității.</w:t>
       </w:r>
     </w:p>
     <w:p>
@@ -2470,7 +2470,7 @@
                 <w:szCs w:val="20"/>
                 <w:lang w:val="ro-RO"/>
               </w:rPr>
-              <w:t xml:space="preserve">MISSMIG Art. 210 – 232</w:t>
+              <w:t xml:space="preserve">MISSMIG Art. 210 – 234</w:t>
             </w:r>
           </w:p>
         </w:tc>
@@ -2656,7 +2656,7 @@
                 <w:szCs w:val="20"/>
                 <w:lang w:val="ro-RO"/>
               </w:rPr>
-              <w:t xml:space="preserve">MISSMIG Art. 233 – 264</w:t>
+              <w:t xml:space="preserve">MISSMIG Art. 235 – 266</w:t>
             </w:r>
           </w:p>
         </w:tc>
@@ -2842,7 +2842,7 @@
                 <w:szCs w:val="20"/>
                 <w:lang w:val="ro-RO"/>
               </w:rPr>
-              <w:t xml:space="preserve">MISSMIG Art. 265 – 272</w:t>
+              <w:t xml:space="preserve">MISSMIG Art. 267 – 274</w:t>
             </w:r>
           </w:p>
         </w:tc>
@@ -3028,7 +3028,7 @@
                 <w:szCs w:val="20"/>
                 <w:lang w:val="ro-RO"/>
               </w:rPr>
-              <w:t xml:space="preserve">MISSMIG Art. 273 – 285</w:t>
+              <w:t xml:space="preserve">MISSMIG Art. 275 – 287</w:t>
             </w:r>
           </w:p>
         </w:tc>
@@ -3214,7 +3214,7 @@
                 <w:szCs w:val="20"/>
                 <w:lang w:val="ro-RO"/>
               </w:rPr>
-              <w:t xml:space="preserve">MISSMIG Art. 286 – 294</w:t>
+              <w:t xml:space="preserve">MISSMIG Art. 288 – 296</w:t>
             </w:r>
           </w:p>
         </w:tc>
@@ -3400,7 +3400,7 @@
                 <w:szCs w:val="20"/>
                 <w:lang w:val="ro-RO"/>
               </w:rPr>
-              <w:t xml:space="preserve">MISSMIG Art. 295 – 319</w:t>
+              <w:t xml:space="preserve">MISSMIG Art. 297 – 321</w:t>
             </w:r>
           </w:p>
         </w:tc>
@@ -3586,7 +3586,7 @@
                 <w:szCs w:val="20"/>
                 <w:lang w:val="ro-RO"/>
               </w:rPr>
-              <w:t xml:space="preserve">MISSMIG Art. 320</w:t>
+              <w:t xml:space="preserve">MISSMIG Art. 322</w:t>
             </w:r>
           </w:p>
         </w:tc>
@@ -4464,7 +4464,7 @@
           <w:szCs w:val="20"/>
           <w:lang w:val="ro-RO"/>
         </w:rPr>
-        <w:t xml:space="preserve">H.G. 1051/ 2006, H.G. 1028/ 2006, H.G. 1146/ 2006, H.G. 493/ 2006, H.G. 259/ 2022; I.P.S.S.M. Art. 1 – 287; {{#modules}}{{citation}}; {{/modules}}Demonstrații practice privind activitățile desfășurate, echipamentele de muncă utilizate, utilizarea echipamentului individual de protecție, a mijloacelor de alarmare, intervenție, evacuare și de prim ajutor.</w:t>
+        <w:t xml:space="preserve">H.G. 1051/ 2006, H.G. 1028/ 2006, H.G. 1146/ 2006, H.G. 493/ 2006, H.G. 259/ 2022; I.P.S.S.M. Art. 1 – 297; {{#modules}}{{citation}}; {{/modules}}Demonstrații practice privind activitățile desfășurate, echipamentele de muncă utilizate, utilizarea echipamentului individual de protecție, a mijloacelor de alarmare, intervenție, evacuare și de prim ajutor.</w:t>
       </w:r>
     </w:p>
     <w:p>
@@ -7038,7 +7038,7 @@
                 <w:szCs w:val="20"/>
                 <w:lang w:val="ro-RO"/>
               </w:rPr>
-              <w:t xml:space="preserve">I.P.S.S.M. Art. 203 – 233</w:t>
+              <w:t xml:space="preserve">I.P.S.S.M. Art. 203 – 243</w:t>
             </w:r>
           </w:p>
         </w:tc>
@@ -7224,7 +7224,7 @@
                 <w:szCs w:val="20"/>
                 <w:lang w:val="ro-RO"/>
               </w:rPr>
-              <w:t xml:space="preserve">I.P.S.S.M. Art. 234 – 253</w:t>
+              <w:t xml:space="preserve">I.P.S.S.M. Art. 244 – 263</w:t>
             </w:r>
           </w:p>
         </w:tc>
@@ -7410,7 +7410,7 @@
                 <w:szCs w:val="20"/>
                 <w:lang w:val="ro-RO"/>
               </w:rPr>
-              <w:t xml:space="preserve">I.P.S.S.M. Art. 254 – 287</w:t>
+              <w:t xml:space="preserve">I.P.S.S.M. Art. 264 – 297</w:t>
             </w:r>
           </w:p>
         </w:tc>

--- a/packages/document-engine/templates/4.2_training_themes.docx
+++ b/packages/document-engine/templates/4.2_training_themes.docx
@@ -168,7 +168,7 @@
           <w:szCs w:val="20"/>
           <w:lang w:val="ro-RO"/>
         </w:rPr>
-        <w:t xml:space="preserve">Conform MISSMIG Art. 1 – 322; Legislația de securitate și sănătate în muncă; Consecințele posibile ale necunoașterii și nerespectării legislației de securitate și sănătate în muncă; Măsuri de acordare a primului ajutor, de prevenire și stingere a incendiilor și evacuarea lucrătorilor; Riscurile de accidentare și îmbolnăvire profesională specifice unității.</w:t>
+        <w:t xml:space="preserve">Conform MISSMIG Art. 1 – 325; Legislația de securitate și sănătate în muncă; Consecințele posibile ale necunoașterii și nerespectării legislației de securitate și sănătate în muncă; Măsuri de acordare a primului ajutor, de prevenire și stingere a incendiilor și evacuarea lucrătorilor; Riscurile de accidentare și îmbolnăvire profesională specifice unității.</w:t>
       </w:r>
     </w:p>
     <w:p>
@@ -189,29 +189,13 @@
       </w:pPr>
       <w:r>
         <w:rPr>
-          <w:rFonts w:eastAsia="Arial" w:cs="Arial" w:ascii="Arial" w:hAnsi="Arial"/>
-          <w:b/>
+          <w:rFonts w:ascii="Arial" w:hAnsi="Arial" w:cs="Arial" w:eastAsia="Arial"/>
           <w:color w:val="auto"/>
-          <w:spacing w:val="0"/>
-          <w:w w:val="100"/>
           <w:sz w:val="20"/>
           <w:szCs w:val="20"/>
           <w:lang w:val="ro-RO"/>
         </w:rPr>
-        <w:t xml:space="preserve">CAPITOLUL I.I </w:t>
-      </w:r>
-      <w:r>
-        <w:rPr>
-          <w:rFonts w:eastAsia="Arial" w:cs="Arial" w:ascii="Arial" w:hAnsi="Arial"/>
-          <w:b/>
-          <w:color w:val="auto"/>
-          <w:spacing w:val="0"/>
-          <w:w w:val="100"/>
-          <w:sz w:val="20"/>
-          <w:szCs w:val="20"/>
-          <w:lang w:val="ro-RO" w:eastAsia="ro-RO"/>
-        </w:rPr>
-        <w:t xml:space="preserve">PLANUL DE DESFĂȘURARE PENTRU INSTRUIREA INTRODUCTIV-GENERALĂ / 4 ORE</w:t>
+        <w:t xml:space="preserve">SUBCAPITOLUL I.I PLANUL DE DESFĂȘURARE A INSTRUIRII INTRODUCTIV-GENERALE / 4 ORE</w:t>
       </w:r>
     </w:p>
     <w:tbl>
@@ -1585,7 +1569,7 @@
                 <w:szCs w:val="20"/>
                 <w:lang w:val="ro-RO"/>
               </w:rPr>
-              <w:t xml:space="preserve">MISSMIG Art. 97 – 107</w:t>
+              <w:t xml:space="preserve">MISSMIG Art. 97 – 108</w:t>
             </w:r>
           </w:p>
         </w:tc>
@@ -1771,7 +1755,7 @@
                 <w:szCs w:val="20"/>
                 <w:lang w:val="ro-RO"/>
               </w:rPr>
-              <w:t xml:space="preserve">MISSMIG Art. 108 – 119</w:t>
+              <w:t xml:space="preserve">MISSMIG Art. 109 – 120</w:t>
             </w:r>
           </w:p>
         </w:tc>
@@ -1957,7 +1941,7 @@
                 <w:szCs w:val="20"/>
                 <w:lang w:val="ro-RO"/>
               </w:rPr>
-              <w:t xml:space="preserve">MISSMIG Art. 120 – 150</w:t>
+              <w:t xml:space="preserve">MISSMIG Art. 121 – 151</w:t>
             </w:r>
           </w:p>
         </w:tc>
@@ -2143,7 +2127,7 @@
                 <w:szCs w:val="20"/>
                 <w:lang w:val="ro-RO"/>
               </w:rPr>
-              <w:t xml:space="preserve">MISSMIG Art. 151 – 209</w:t>
+              <w:t xml:space="preserve">MISSMIG Art. 152 – 210</w:t>
             </w:r>
           </w:p>
         </w:tc>
@@ -2470,7 +2454,7 @@
                 <w:szCs w:val="20"/>
                 <w:lang w:val="ro-RO"/>
               </w:rPr>
-              <w:t xml:space="preserve">MISSMIG Art. 210 – 234</w:t>
+              <w:t xml:space="preserve">MISSMIG Art. 211 – 235</w:t>
             </w:r>
           </w:p>
         </w:tc>
@@ -2656,7 +2640,7 @@
                 <w:szCs w:val="20"/>
                 <w:lang w:val="ro-RO"/>
               </w:rPr>
-              <w:t xml:space="preserve">MISSMIG Art. 235 – 266</w:t>
+              <w:t xml:space="preserve">MISSMIG Art. 236 – 267</w:t>
             </w:r>
           </w:p>
         </w:tc>
@@ -2842,7 +2826,7 @@
                 <w:szCs w:val="20"/>
                 <w:lang w:val="ro-RO"/>
               </w:rPr>
-              <w:t xml:space="preserve">MISSMIG Art. 267 – 274</w:t>
+              <w:t xml:space="preserve">MISSMIG Art. 268 – 277</w:t>
             </w:r>
           </w:p>
         </w:tc>
@@ -3028,7 +3012,7 @@
                 <w:szCs w:val="20"/>
                 <w:lang w:val="ro-RO"/>
               </w:rPr>
-              <w:t xml:space="preserve">MISSMIG Art. 275 – 287</w:t>
+              <w:t xml:space="preserve">MISSMIG Art. 278 – 290</w:t>
             </w:r>
           </w:p>
         </w:tc>
@@ -3214,7 +3198,7 @@
                 <w:szCs w:val="20"/>
                 <w:lang w:val="ro-RO"/>
               </w:rPr>
-              <w:t xml:space="preserve">MISSMIG Art. 288 – 296</w:t>
+              <w:t xml:space="preserve">MISSMIG Art. 291 – 299</w:t>
             </w:r>
           </w:p>
         </w:tc>
@@ -3400,7 +3384,7 @@
                 <w:szCs w:val="20"/>
                 <w:lang w:val="ro-RO"/>
               </w:rPr>
-              <w:t xml:space="preserve">MISSMIG Art. 297 – 321</w:t>
+              <w:t xml:space="preserve">MISSMIG Art. 300 – 324</w:t>
             </w:r>
           </w:p>
         </w:tc>
@@ -3586,7 +3570,7 @@
                 <w:szCs w:val="20"/>
                 <w:lang w:val="ro-RO"/>
               </w:rPr>
-              <w:t xml:space="preserve">MISSMIG Art. 322</w:t>
+              <w:t xml:space="preserve">MISSMIG Art. 325</w:t>
             </w:r>
           </w:p>
         </w:tc>
@@ -4464,7 +4448,7 @@
           <w:szCs w:val="20"/>
           <w:lang w:val="ro-RO"/>
         </w:rPr>
-        <w:t xml:space="preserve">H.G. 1051/ 2006, H.G. 1028/ 2006, H.G. 1146/ 2006, H.G. 493/ 2006, H.G. 259/ 2022; I.P.S.S.M. Art. 1 – 297; {{#modules}}{{citation}}; {{/modules}}Demonstrații practice privind activitățile desfășurate, echipamentele de muncă utilizate, utilizarea echipamentului individual de protecție, a mijloacelor de alarmare, intervenție, evacuare și de prim ajutor.</w:t>
+        <w:t xml:space="preserve">H.G. 1051/ 2006, H.G. 1028/ 2006, H.G. 1146/ 2006, H.G. 493/ 2006, H.G. 259/ 2022; I.P.S.S.M. Art. 1 – 290; {{#modules}}{{citation}}; {{/modules}}Demonstrații practice privind activitățile desfășurate, echipamentele de muncă utilizate, utilizarea echipamentului individual de protecție, a mijloacelor de alarmare, intervenție, evacuare și de prim ajutor.</w:t>
       </w:r>
     </w:p>
     <w:p>
@@ -4518,29 +4502,13 @@
       </w:pPr>
       <w:r>
         <w:rPr>
-          <w:rFonts w:eastAsia="Arial" w:cs="Arial" w:ascii="Arial" w:hAnsi="Arial"/>
-          <w:b/>
+          <w:rFonts w:ascii="Arial" w:hAnsi="Arial" w:cs="Arial" w:eastAsia="Arial"/>
           <w:color w:val="auto"/>
-          <w:spacing w:val="0"/>
-          <w:w w:val="100"/>
           <w:sz w:val="20"/>
           <w:szCs w:val="20"/>
           <w:lang w:val="ro-RO"/>
         </w:rPr>
-        <w:t xml:space="preserve">CAPITOLUL II.II </w:t>
-      </w:r>
-      <w:r>
-        <w:rPr>
-          <w:rFonts w:eastAsia="Arial" w:cs="Arial" w:ascii="Arial" w:hAnsi="Arial"/>
-          <w:b/>
-          <w:color w:val="auto"/>
-          <w:spacing w:val="0"/>
-          <w:w w:val="100"/>
-          <w:sz w:val="20"/>
-          <w:szCs w:val="20"/>
-          <w:lang w:val="ro-RO" w:eastAsia="ro-RO"/>
-        </w:rPr>
-        <w:t>PLANUL DE DESFĂȘURARE A INSTRUIRII PENTRU INSTRUIREA LA LOCUL DE MUNCĂ / 4 ORE</w:t>
+        <w:t xml:space="preserve">SUBCAPITOLUL II.I PLANUL DE DESFĂȘURARE A INSTRUIRII LA LOCUL DE MUNCĂ / 4 ORE</w:t>
       </w:r>
     </w:p>
     <w:tbl>
@@ -5409,7 +5377,7 @@
                 <w:szCs w:val="20"/>
                 <w:lang w:val="ro-RO"/>
               </w:rPr>
-              <w:t xml:space="preserve">I.P.S.S.M. Art. 10 – 43</w:t>
+              <w:t xml:space="preserve">I.P.S.S.M. Art. 10 – 44</w:t>
             </w:r>
           </w:p>
         </w:tc>
@@ -5595,7 +5563,7 @@
                 <w:szCs w:val="20"/>
                 <w:lang w:val="ro-RO"/>
               </w:rPr>
-              <w:t xml:space="preserve">I.P.S.S.M. Art. 44 – 45</w:t>
+              <w:t xml:space="preserve">I.P.S.S.M. Art. 45 – 46</w:t>
             </w:r>
           </w:p>
         </w:tc>
@@ -5781,7 +5749,7 @@
                 <w:szCs w:val="20"/>
                 <w:lang w:val="ro-RO"/>
               </w:rPr>
-              <w:t xml:space="preserve">I.P.S.S.M. Art. 46 – 55</w:t>
+              <w:t xml:space="preserve">I.P.S.S.M. Art. 47 – 56</w:t>
             </w:r>
           </w:p>
         </w:tc>
@@ -5967,7 +5935,7 @@
                 <w:szCs w:val="20"/>
                 <w:lang w:val="ro-RO"/>
               </w:rPr>
-              <w:t xml:space="preserve">I.P.S.S.M. Art. 56 – 62</w:t>
+              <w:t xml:space="preserve">I.P.S.S.M. Art. 57 – 63</w:t>
             </w:r>
           </w:p>
         </w:tc>
@@ -6153,7 +6121,7 @@
                 <w:szCs w:val="20"/>
                 <w:lang w:val="ro-RO"/>
               </w:rPr>
-              <w:t xml:space="preserve">I.P.S.S.M. Art. 63 – 94</w:t>
+              <w:t xml:space="preserve">I.P.S.S.M. Art. 64 – 95</w:t>
             </w:r>
           </w:p>
         </w:tc>
@@ -6339,7 +6307,7 @@
                 <w:szCs w:val="20"/>
                 <w:lang w:val="ro-RO"/>
               </w:rPr>
-              <w:t xml:space="preserve">I.P.S.S.M. Art. 95 – 165</w:t>
+              <w:t xml:space="preserve">I.P.S.S.M. Art. 96 – 159</w:t>
             </w:r>
           </w:p>
         </w:tc>
@@ -6666,7 +6634,7 @@
                 <w:szCs w:val="20"/>
                 <w:lang w:val="ro-RO"/>
               </w:rPr>
-              <w:t xml:space="preserve">I.P.S.S.M. Art. 166 – 185</w:t>
+              <w:t xml:space="preserve">I.P.S.S.M. Art. 160 – 179</w:t>
             </w:r>
           </w:p>
         </w:tc>
@@ -6852,7 +6820,7 @@
                 <w:szCs w:val="20"/>
                 <w:lang w:val="ro-RO"/>
               </w:rPr>
-              <w:t xml:space="preserve">I.P.S.S.M. Art. 186 – 202</w:t>
+              <w:t xml:space="preserve">I.P.S.S.M. Art. 180 – 194</w:t>
             </w:r>
           </w:p>
         </w:tc>
@@ -7038,7 +7006,7 @@
                 <w:szCs w:val="20"/>
                 <w:lang w:val="ro-RO"/>
               </w:rPr>
-              <w:t xml:space="preserve">I.P.S.S.M. Art. 203 – 243</w:t>
+              <w:t xml:space="preserve">I.P.S.S.M. Art. 195 – 235</w:t>
             </w:r>
           </w:p>
         </w:tc>
@@ -7224,7 +7192,7 @@
                 <w:szCs w:val="20"/>
                 <w:lang w:val="ro-RO"/>
               </w:rPr>
-              <w:t xml:space="preserve">I.P.S.S.M. Art. 244 – 263</w:t>
+              <w:t xml:space="preserve">I.P.S.S.M. Art. 236 – 255</w:t>
             </w:r>
           </w:p>
         </w:tc>
@@ -7410,7 +7378,7 @@
                 <w:szCs w:val="20"/>
                 <w:lang w:val="ro-RO"/>
               </w:rPr>
-              <w:t xml:space="preserve">I.P.S.S.M. Art. 264 – 297</w:t>
+              <w:t xml:space="preserve">I.P.S.S.M. Art. 256 – 290</w:t>
             </w:r>
           </w:p>
         </w:tc>
@@ -8704,29 +8672,13 @@
       </w:pPr>
       <w:r>
         <w:rPr>
-          <w:rFonts w:eastAsia="Arial" w:cs="Arial" w:ascii="Arial" w:hAnsi="Arial"/>
-          <w:b/>
+          <w:rFonts w:ascii="Arial" w:hAnsi="Arial" w:cs="Arial" w:eastAsia="Arial"/>
           <w:color w:val="auto"/>
-          <w:spacing w:val="0"/>
-          <w:w w:val="100"/>
           <w:sz w:val="20"/>
           <w:szCs w:val="20"/>
           <w:lang w:val="ro-RO"/>
         </w:rPr>
-        <w:t xml:space="preserve">CAPITOLUL III. </w:t>
-      </w:r>
-      <w:r>
-        <w:rPr>
-          <w:rFonts w:eastAsia="Arial" w:cs="Arial" w:ascii="Arial" w:hAnsi="Arial"/>
-          <w:b/>
-          <w:color w:val="auto"/>
-          <w:spacing w:val="0"/>
-          <w:w w:val="100"/>
-          <w:sz w:val="20"/>
-          <w:szCs w:val="20"/>
-          <w:lang w:val="ro-RO" w:eastAsia="ro-RO"/>
-        </w:rPr>
-        <w:t>TEMATICA DE INSTRUIRE ȘI PLANUL DE DESFĂȘURARE AL INSTRUIRII PERIODICE</w:t>
+        <w:t xml:space="preserve">CAPITOLUL III. TEMATICA DE INSTRUIRE ȘI PLANUL DE DESFĂȘURARE A INSTRUIRII PERIODICE</w:t>
       </w:r>
     </w:p>
     <w:p>

--- a/packages/document-engine/templates/4.2_training_themes.docx
+++ b/packages/document-engine/templates/4.2_training_themes.docx
@@ -4448,7 +4448,7 @@
           <w:szCs w:val="20"/>
           <w:lang w:val="ro-RO"/>
         </w:rPr>
-        <w:t xml:space="preserve">H.G. 1051/ 2006, H.G. 1028/ 2006, H.G. 1146/ 2006, H.G. 493/ 2006, H.G. 259/ 2022; I.P.S.S.M. Art. 1 – 290; {{#modules}}{{citation}}; {{/modules}}Demonstrații practice privind activitățile desfășurate, echipamentele de muncă utilizate, utilizarea echipamentului individual de protecție, a mijloacelor de alarmare, intervenție, evacuare și de prim ajutor.</w:t>
+        <w:t xml:space="preserve">H.G. 1051/2006, H.G. 1028/2006, H.G. 1146/2006, H.G. 493/2006, H.G. 259/2022; I.P.S.S.M. Art. 1 – 290; {{#modules}}{{citation}}; {{/modules}}Demonstrații practice privind activitățile desfășurate, echipamentele de muncă utilizate, utilizarea echipamentului individual de protecție, a mijloacelor de alarmare, intervenție, evacuare și de prim ajutor.</w:t>
       </w:r>
     </w:p>
     <w:p>
@@ -4908,7 +4908,7 @@
                 <w:szCs w:val="20"/>
                 <w:lang w:val="ro-RO"/>
               </w:rPr>
-              <w:t xml:space="preserve">H.G. 1051/ 2006, H.G. 1028/ 2006, H.G. 1146/ 2006, H.G. 493/ 2006, H.G. 259/ 2022</w:t>
+              <w:t xml:space="preserve">H.G. 1051/2006, H.G. 1028/2006, H.G. 1146/2006, H.G. 493/2006, H.G. 259/2022</w:t>
             </w:r>
           </w:p>
         </w:tc>
